--- a/documentation/word/03_Детальна_інструкція_користувача.docx
+++ b/documentation/word/03_Детальна_інструкція_користувача.docx
@@ -4391,6 +4391,53 @@
         <w:spacing w:after="40"/>
       </w:pPr>
     </w:p>
+    <w:p>
+      <w:pPr>
+        <w:pStyle w:val="1"/>
+      </w:pPr>
+      <w:r>
+        <w:t>Як працювати з групами завдань скоупу</w:t>
+      </w:r>
+    </w:p>
+    <w:p>
+      <w:pPr>
+        <w:pStyle w:val="21"/>
+      </w:pPr>
+      <w:r>
+        <w:t>Створення та вибір групи</w:t>
+      </w:r>
+    </w:p>
+    <w:p>
+      <w:r>
+        <w:t>У рядку завдання відкрийте список груп. Оберіть наявну групу, «Без групи» або «+ Створити групу». Нова група з’явиться на позиції поточного завдання. Введіть змістовну унікальну назву.</w:t>
+      </w:r>
+    </w:p>
+    <w:p>
+      <w:pPr>
+        <w:pStyle w:val="21"/>
+      </w:pPr>
+      <w:r>
+        <w:t>Порядок і розформування</w:t>
+      </w:r>
+    </w:p>
+    <w:p>
+      <w:r>
+        <w:t>Стрілки біля заголовка переміщують увесь блок групи. Стрілки біля завдання в групі змінюють його позицію лише всередині групи; для окремого завдання — серед верхньорівневих блоків. «Розформувати» залишає завдання на місці, але прибирає заголовок. Натисніть «Зберегти» для фіксації змін.</w:t>
+      </w:r>
+    </w:p>
+    <w:p>
+      <w:pPr>
+        <w:pStyle w:val="21"/>
+      </w:pPr>
+      <w:r>
+        <w:t>Візуальні правила</w:t>
+      </w:r>
+    </w:p>
+    <w:p>
+      <w:r>
+        <w:t>Номер групи має вигляд 1., а її завдань — 1.1, 1.2. Якщо статус усіх завдань однаковий, заголовок показує той самий колір; якщо статуси різні або відсутні — заголовок нейтральний.</w:t>
+      </w:r>
+    </w:p>
     <w:sectPr>
       <w:headerReference w:type="default" r:id="rId13"/>
       <w:footerReference w:type="default" r:id="rId14"/>

--- a/documentation/word/03_Детальна_інструкція_користувача.docx
+++ b/documentation/word/03_Детальна_інструкція_користувача.docx
@@ -1,6 +1,6 @@
 
 <file path=word/document.xml><?xml version="1.0" encoding="utf-8"?>
-<w:document xmlns:wpc="http://schemas.microsoft.com/office/word/2010/wordprocessingCanvas" xmlns:cx="http://schemas.microsoft.com/office/drawing/2014/chartex" xmlns:cx1="http://schemas.microsoft.com/office/drawing/2015/9/8/chartex" xmlns:cx2="http://schemas.microsoft.com/office/drawing/2015/10/21/chartex" xmlns:cx3="http://schemas.microsoft.com/office/drawing/2016/5/9/chartex" xmlns:cx4="http://schemas.microsoft.com/office/drawing/2016/5/10/chartex" xmlns:cx5="http://schemas.microsoft.com/office/drawing/2016/5/11/chartex" xmlns:cx6="http://schemas.microsoft.com/office/drawing/2016/5/12/chartex" xmlns:cx7="http://schemas.microsoft.com/office/drawing/2016/5/13/chartex" xmlns:cx8="http://schemas.microsoft.com/office/drawing/2016/5/14/chartex" xmlns:mc="http://schemas.openxmlformats.org/markup-compatibility/2006" xmlns:aink="http://schemas.microsoft.com/office/drawing/2016/ink" xmlns:am3d="http://schemas.microsoft.com/office/drawing/2017/model3d" xmlns:o="urn:schemas-microsoft-com:office:office" xmlns:oel="http://schemas.microsoft.com/office/2019/extlst" xmlns:r="http://schemas.openxmlformats.org/officeDocument/2006/relationships" xmlns:m="http://schemas.openxmlformats.org/officeDocument/2006/math" xmlns:v="urn:schemas-microsoft-com:vml" xmlns:wp14="http://schemas.microsoft.com/office/word/2010/wordprocessingDrawing" xmlns:wp="http://schemas.openxmlformats.org/drawingml/2006/wordprocessingDrawing" xmlns:w10="urn:schemas-microsoft-com:office:word" xmlns:w="http://schemas.openxmlformats.org/wordprocessingml/2006/main" xmlns:w14="http://schemas.microsoft.com/office/word/2010/wordml" xmlns:w15="http://schemas.microsoft.com/office/word/2012/wordml" xmlns:w16cei="http://schemas.microsoft.com/office/word/2026/wordml/cei" xmlns:w16cex="http://schemas.microsoft.com/office/word/2018/wordml/cex" xmlns:w16cid="http://schemas.microsoft.com/office/word/2016/wordml/cid" xmlns:w16="http://schemas.microsoft.com/office/word/2018/wordml" xmlns:w16du="http://schemas.microsoft.com/office/word/2023/wordml/word16du" xmlns:w16sdtdh="http://schemas.microsoft.com/office/word/2020/wordml/sdtdatahash" xmlns:w16sdtfl="http://schemas.microsoft.com/office/word/2024/wordml/sdtformatlock" xmlns:w16se="http://schemas.microsoft.com/office/word/2015/wordml/symex" xmlns:wpg="http://schemas.microsoft.com/office/word/2010/wordprocessingGroup" xmlns:wpi="http://schemas.microsoft.com/office/word/2010/wordprocessingInk" xmlns:wne="http://schemas.microsoft.com/office/word/2006/wordml" xmlns:wps="http://schemas.microsoft.com/office/word/2010/wordprocessingShape" mc:Ignorable="w14 w15 w16se w16cid w16 w16cex w16sdtdh w16sdtfl w16du wp14">
+<w:document xmlns:wpc="http://schemas.microsoft.com/office/word/2010/wordprocessingCanvas" xmlns:cx="http://schemas.microsoft.com/office/drawing/2014/chartex" xmlns:cx1="http://schemas.microsoft.com/office/drawing/2015/9/8/chartex" xmlns:cx2="http://schemas.microsoft.com/office/drawing/2015/10/21/chartex" xmlns:cx3="http://schemas.microsoft.com/office/drawing/2016/5/9/chartex" xmlns:cx4="http://schemas.microsoft.com/office/drawing/2016/5/10/chartex" xmlns:cx5="http://schemas.microsoft.com/office/drawing/2016/5/11/chartex" xmlns:cx6="http://schemas.microsoft.com/office/drawing/2016/5/12/chartex" xmlns:cx7="http://schemas.microsoft.com/office/drawing/2016/5/13/chartex" xmlns:cx8="http://schemas.microsoft.com/office/drawing/2016/5/14/chartex" xmlns:mc="http://schemas.openxmlformats.org/markup-compatibility/2006" xmlns:aink="http://schemas.microsoft.com/office/drawing/2016/ink" xmlns:am3d="http://schemas.microsoft.com/office/drawing/2017/model3d" xmlns:o="urn:schemas-microsoft-com:office:office" xmlns:oel="http://schemas.microsoft.com/office/2019/extlst" xmlns:r="http://schemas.openxmlformats.org/officeDocument/2006/relationships" xmlns:m="http://schemas.openxmlformats.org/officeDocument/2006/math" xmlns:v="urn:schemas-microsoft-com:vml" xmlns:wp14="http://schemas.microsoft.com/office/word/2010/wordprocessingDrawing" xmlns:wp="http://schemas.openxmlformats.org/drawingml/2006/wordprocessingDrawing" xmlns:w10="urn:schemas-microsoft-com:office:word" xmlns:w="http://schemas.openxmlformats.org/wordprocessingml/2006/main" xmlns:w14="http://schemas.microsoft.com/office/word/2010/wordml" xmlns:w15="http://schemas.microsoft.com/office/word/2012/wordml" xmlns:w16cex="http://schemas.microsoft.com/office/word/2018/wordml/cex" xmlns:w16cid="http://schemas.microsoft.com/office/word/2016/wordml/cid" xmlns:w16="http://schemas.microsoft.com/office/word/2018/wordml" xmlns:w16du="http://schemas.microsoft.com/office/word/2023/wordml/word16du" xmlns:w16sdtdh="http://schemas.microsoft.com/office/word/2020/wordml/sdtdatahash" xmlns:w16sdtfl="http://schemas.microsoft.com/office/word/2024/wordml/sdtformatlock" xmlns:w16se="http://schemas.microsoft.com/office/word/2015/wordml/symex" xmlns:wpg="http://schemas.microsoft.com/office/word/2010/wordprocessingGroup" xmlns:wpi="http://schemas.microsoft.com/office/word/2010/wordprocessingInk" xmlns:wne="http://schemas.microsoft.com/office/word/2006/wordml" xmlns:wps="http://schemas.microsoft.com/office/word/2010/wordprocessingShape" mc:Ignorable="w14 w15 w16se w16cid w16 w16cex w16sdtdh w16sdtfl w16du wp14">
   <w:body>
     <w:p>
       <w:pPr>
@@ -497,7 +497,7 @@
       <w:pPr>
         <w:pStyle w:val="1"/>
       </w:pPr>
-      <w:bookmarkStart w:id="0" w:name="_Toc240387349"/>
+      <w:bookmarkStart w:id="0" w:name="_Toc240726299"/>
       <w:r>
         <w:lastRenderedPageBreak/>
         <w:t>Зміст</w:t>
@@ -511,7 +511,13 @@
           <w:tab w:val="right" w:leader="dot" w:pos="10076"/>
         </w:tabs>
         <w:rPr>
+          <w:rFonts w:asciiTheme="minorHAnsi" w:hAnsiTheme="minorHAnsi"/>
           <w:noProof/>
+          <w:kern w:val="2"/>
+          <w:sz w:val="24"/>
+          <w:szCs w:val="24"/>
+          <w:lang w:val="uk-UA" w:eastAsia="uk-UA"/>
+          <w14:ligatures w14:val="standardContextual"/>
         </w:rPr>
       </w:pPr>
       <w:r>
@@ -523,7 +529,7 @@
       <w:r>
         <w:fldChar w:fldCharType="separate"/>
       </w:r>
-      <w:hyperlink w:anchor="_Toc240387349" w:history="1">
+      <w:hyperlink w:anchor="_Toc240726299" w:history="1">
         <w:r>
           <w:rPr>
             <w:rStyle w:val="affa"/>
@@ -550,7 +556,7 @@
             <w:noProof/>
             <w:webHidden/>
           </w:rPr>
-          <w:instrText xml:space="preserve"> PAGEREF _Toc240387349 \h </w:instrText>
+          <w:instrText xml:space="preserve"> PAGEREF _Toc240726299 \h </w:instrText>
         </w:r>
         <w:r>
           <w:rPr>
@@ -588,10 +594,16 @@
           <w:tab w:val="right" w:leader="dot" w:pos="10076"/>
         </w:tabs>
         <w:rPr>
+          <w:rFonts w:asciiTheme="minorHAnsi" w:hAnsiTheme="minorHAnsi"/>
           <w:noProof/>
+          <w:kern w:val="2"/>
+          <w:sz w:val="24"/>
+          <w:szCs w:val="24"/>
+          <w:lang w:val="uk-UA" w:eastAsia="uk-UA"/>
+          <w14:ligatures w14:val="standardContextual"/>
         </w:rPr>
       </w:pPr>
-      <w:hyperlink w:anchor="_Toc240387350" w:history="1">
+      <w:hyperlink w:anchor="_Toc240726300" w:history="1">
         <w:r>
           <w:rPr>
             <w:rStyle w:val="affa"/>
@@ -618,7 +630,7 @@
             <w:noProof/>
             <w:webHidden/>
           </w:rPr>
-          <w:instrText xml:space="preserve"> PAGEREF _Toc240387350 \h </w:instrText>
+          <w:instrText xml:space="preserve"> PAGEREF _Toc240726300 \h </w:instrText>
         </w:r>
         <w:r>
           <w:rPr>
@@ -656,10 +668,16 @@
           <w:tab w:val="right" w:leader="dot" w:pos="10076"/>
         </w:tabs>
         <w:rPr>
+          <w:rFonts w:asciiTheme="minorHAnsi" w:hAnsiTheme="minorHAnsi"/>
           <w:noProof/>
+          <w:kern w:val="2"/>
+          <w:sz w:val="24"/>
+          <w:szCs w:val="24"/>
+          <w:lang w:val="uk-UA" w:eastAsia="uk-UA"/>
+          <w14:ligatures w14:val="standardContextual"/>
         </w:rPr>
       </w:pPr>
-      <w:hyperlink w:anchor="_Toc240387351" w:history="1">
+      <w:hyperlink w:anchor="_Toc240726301" w:history="1">
         <w:r>
           <w:rPr>
             <w:rStyle w:val="affa"/>
@@ -686,7 +704,7 @@
             <w:noProof/>
             <w:webHidden/>
           </w:rPr>
-          <w:instrText xml:space="preserve"> PAGEREF _Toc240387351 \h </w:instrText>
+          <w:instrText xml:space="preserve"> PAGEREF _Toc240726301 \h </w:instrText>
         </w:r>
         <w:r>
           <w:rPr>
@@ -724,10 +742,16 @@
           <w:tab w:val="right" w:leader="dot" w:pos="10076"/>
         </w:tabs>
         <w:rPr>
+          <w:rFonts w:asciiTheme="minorHAnsi" w:hAnsiTheme="minorHAnsi"/>
           <w:noProof/>
+          <w:kern w:val="2"/>
+          <w:sz w:val="24"/>
+          <w:szCs w:val="24"/>
+          <w:lang w:val="uk-UA" w:eastAsia="uk-UA"/>
+          <w14:ligatures w14:val="standardContextual"/>
         </w:rPr>
       </w:pPr>
-      <w:hyperlink w:anchor="_Toc240387352" w:history="1">
+      <w:hyperlink w:anchor="_Toc240726302" w:history="1">
         <w:r>
           <w:rPr>
             <w:rStyle w:val="affa"/>
@@ -754,7 +778,7 @@
             <w:noProof/>
             <w:webHidden/>
           </w:rPr>
-          <w:instrText xml:space="preserve"> PAGEREF _Toc240387352 \h </w:instrText>
+          <w:instrText xml:space="preserve"> PAGEREF _Toc240726302 \h </w:instrText>
         </w:r>
         <w:r>
           <w:rPr>
@@ -792,10 +816,16 @@
           <w:tab w:val="right" w:leader="dot" w:pos="10076"/>
         </w:tabs>
         <w:rPr>
+          <w:rFonts w:asciiTheme="minorHAnsi" w:hAnsiTheme="minorHAnsi"/>
           <w:noProof/>
+          <w:kern w:val="2"/>
+          <w:sz w:val="24"/>
+          <w:szCs w:val="24"/>
+          <w:lang w:val="uk-UA" w:eastAsia="uk-UA"/>
+          <w14:ligatures w14:val="standardContextual"/>
         </w:rPr>
       </w:pPr>
-      <w:hyperlink w:anchor="_Toc240387353" w:history="1">
+      <w:hyperlink w:anchor="_Toc240726303" w:history="1">
         <w:r>
           <w:rPr>
             <w:rStyle w:val="affa"/>
@@ -822,7 +852,7 @@
             <w:noProof/>
             <w:webHidden/>
           </w:rPr>
-          <w:instrText xml:space="preserve"> PAGEREF _Toc240387353 \h </w:instrText>
+          <w:instrText xml:space="preserve"> PAGEREF _Toc240726303 \h </w:instrText>
         </w:r>
         <w:r>
           <w:rPr>
@@ -860,10 +890,16 @@
           <w:tab w:val="right" w:leader="dot" w:pos="10076"/>
         </w:tabs>
         <w:rPr>
+          <w:rFonts w:asciiTheme="minorHAnsi" w:hAnsiTheme="minorHAnsi"/>
           <w:noProof/>
+          <w:kern w:val="2"/>
+          <w:sz w:val="24"/>
+          <w:szCs w:val="24"/>
+          <w:lang w:val="uk-UA" w:eastAsia="uk-UA"/>
+          <w14:ligatures w14:val="standardContextual"/>
         </w:rPr>
       </w:pPr>
-      <w:hyperlink w:anchor="_Toc240387354" w:history="1">
+      <w:hyperlink w:anchor="_Toc240726304" w:history="1">
         <w:r>
           <w:rPr>
             <w:rStyle w:val="affa"/>
@@ -890,7 +926,7 @@
             <w:noProof/>
             <w:webHidden/>
           </w:rPr>
-          <w:instrText xml:space="preserve"> PAGEREF _Toc240387354 \h </w:instrText>
+          <w:instrText xml:space="preserve"> PAGEREF _Toc240726304 \h </w:instrText>
         </w:r>
         <w:r>
           <w:rPr>
@@ -928,10 +964,16 @@
           <w:tab w:val="right" w:leader="dot" w:pos="10076"/>
         </w:tabs>
         <w:rPr>
+          <w:rFonts w:asciiTheme="minorHAnsi" w:hAnsiTheme="minorHAnsi"/>
           <w:noProof/>
+          <w:kern w:val="2"/>
+          <w:sz w:val="24"/>
+          <w:szCs w:val="24"/>
+          <w:lang w:val="uk-UA" w:eastAsia="uk-UA"/>
+          <w14:ligatures w14:val="standardContextual"/>
         </w:rPr>
       </w:pPr>
-      <w:hyperlink w:anchor="_Toc240387355" w:history="1">
+      <w:hyperlink w:anchor="_Toc240726305" w:history="1">
         <w:r>
           <w:rPr>
             <w:rStyle w:val="affa"/>
@@ -958,7 +1000,7 @@
             <w:noProof/>
             <w:webHidden/>
           </w:rPr>
-          <w:instrText xml:space="preserve"> PAGEREF _Toc240387355 \h </w:instrText>
+          <w:instrText xml:space="preserve"> PAGEREF _Toc240726305 \h </w:instrText>
         </w:r>
         <w:r>
           <w:rPr>
@@ -996,10 +1038,16 @@
           <w:tab w:val="right" w:leader="dot" w:pos="10076"/>
         </w:tabs>
         <w:rPr>
+          <w:rFonts w:asciiTheme="minorHAnsi" w:hAnsiTheme="minorHAnsi"/>
           <w:noProof/>
+          <w:kern w:val="2"/>
+          <w:sz w:val="24"/>
+          <w:szCs w:val="24"/>
+          <w:lang w:val="uk-UA" w:eastAsia="uk-UA"/>
+          <w14:ligatures w14:val="standardContextual"/>
         </w:rPr>
       </w:pPr>
-      <w:hyperlink w:anchor="_Toc240387356" w:history="1">
+      <w:hyperlink w:anchor="_Toc240726306" w:history="1">
         <w:r>
           <w:rPr>
             <w:rStyle w:val="affa"/>
@@ -1026,7 +1074,7 @@
             <w:noProof/>
             <w:webHidden/>
           </w:rPr>
-          <w:instrText xml:space="preserve"> PAGEREF _Toc240387356 \h </w:instrText>
+          <w:instrText xml:space="preserve"> PAGEREF _Toc240726306 \h </w:instrText>
         </w:r>
         <w:r>
           <w:rPr>
@@ -1064,10 +1112,16 @@
           <w:tab w:val="right" w:leader="dot" w:pos="10076"/>
         </w:tabs>
         <w:rPr>
+          <w:rFonts w:asciiTheme="minorHAnsi" w:hAnsiTheme="minorHAnsi"/>
           <w:noProof/>
+          <w:kern w:val="2"/>
+          <w:sz w:val="24"/>
+          <w:szCs w:val="24"/>
+          <w:lang w:val="uk-UA" w:eastAsia="uk-UA"/>
+          <w14:ligatures w14:val="standardContextual"/>
         </w:rPr>
       </w:pPr>
-      <w:hyperlink w:anchor="_Toc240387357" w:history="1">
+      <w:hyperlink w:anchor="_Toc240726307" w:history="1">
         <w:r>
           <w:rPr>
             <w:rStyle w:val="affa"/>
@@ -1094,7 +1148,7 @@
             <w:noProof/>
             <w:webHidden/>
           </w:rPr>
-          <w:instrText xml:space="preserve"> PAGEREF _Toc240387357 \h </w:instrText>
+          <w:instrText xml:space="preserve"> PAGEREF _Toc240726307 \h </w:instrText>
         </w:r>
         <w:r>
           <w:rPr>
@@ -1132,10 +1186,16 @@
           <w:tab w:val="right" w:leader="dot" w:pos="10076"/>
         </w:tabs>
         <w:rPr>
+          <w:rFonts w:asciiTheme="minorHAnsi" w:hAnsiTheme="minorHAnsi"/>
           <w:noProof/>
+          <w:kern w:val="2"/>
+          <w:sz w:val="24"/>
+          <w:szCs w:val="24"/>
+          <w:lang w:val="uk-UA" w:eastAsia="uk-UA"/>
+          <w14:ligatures w14:val="standardContextual"/>
         </w:rPr>
       </w:pPr>
-      <w:hyperlink w:anchor="_Toc240387358" w:history="1">
+      <w:hyperlink w:anchor="_Toc240726308" w:history="1">
         <w:r>
           <w:rPr>
             <w:rStyle w:val="affa"/>
@@ -1162,7 +1222,7 @@
             <w:noProof/>
             <w:webHidden/>
           </w:rPr>
-          <w:instrText xml:space="preserve"> PAGEREF _Toc240387358 \h </w:instrText>
+          <w:instrText xml:space="preserve"> PAGEREF _Toc240726308 \h </w:instrText>
         </w:r>
         <w:r>
           <w:rPr>
@@ -1200,10 +1260,16 @@
           <w:tab w:val="right" w:leader="dot" w:pos="10076"/>
         </w:tabs>
         <w:rPr>
+          <w:rFonts w:asciiTheme="minorHAnsi" w:hAnsiTheme="minorHAnsi"/>
           <w:noProof/>
+          <w:kern w:val="2"/>
+          <w:sz w:val="24"/>
+          <w:szCs w:val="24"/>
+          <w:lang w:val="uk-UA" w:eastAsia="uk-UA"/>
+          <w14:ligatures w14:val="standardContextual"/>
         </w:rPr>
       </w:pPr>
-      <w:hyperlink w:anchor="_Toc240387359" w:history="1">
+      <w:hyperlink w:anchor="_Toc240726309" w:history="1">
         <w:r>
           <w:rPr>
             <w:rStyle w:val="affa"/>
@@ -1230,7 +1296,7 @@
             <w:noProof/>
             <w:webHidden/>
           </w:rPr>
-          <w:instrText xml:space="preserve"> PAGEREF _Toc240387359 \h </w:instrText>
+          <w:instrText xml:space="preserve"> PAGEREF _Toc240726309 \h </w:instrText>
         </w:r>
         <w:r>
           <w:rPr>
@@ -1268,16 +1334,22 @@
           <w:tab w:val="right" w:leader="dot" w:pos="10076"/>
         </w:tabs>
         <w:rPr>
+          <w:rFonts w:asciiTheme="minorHAnsi" w:hAnsiTheme="minorHAnsi"/>
           <w:noProof/>
+          <w:kern w:val="2"/>
+          <w:sz w:val="24"/>
+          <w:szCs w:val="24"/>
+          <w:lang w:val="uk-UA" w:eastAsia="uk-UA"/>
+          <w14:ligatures w14:val="standardContextual"/>
         </w:rPr>
       </w:pPr>
-      <w:hyperlink w:anchor="_Toc240387360" w:history="1">
+      <w:hyperlink w:anchor="_Toc240726310" w:history="1">
         <w:r>
           <w:rPr>
             <w:rStyle w:val="affa"/>
             <w:noProof/>
           </w:rPr>
-          <w:t>7.3 Перенесення копіювання і продовження</w:t>
+          <w:t>7.3 Групування та порядок завдань</w:t>
         </w:r>
         <w:r>
           <w:rPr>
@@ -1298,7 +1370,303 @@
             <w:noProof/>
             <w:webHidden/>
           </w:rPr>
-          <w:instrText xml:space="preserve"> PAGEREF _Toc240387360 \h </w:instrText>
+          <w:instrText xml:space="preserve"> PAGEREF _Toc240726310 \h </w:instrText>
+        </w:r>
+        <w:r>
+          <w:rPr>
+            <w:noProof/>
+            <w:webHidden/>
+          </w:rPr>
+        </w:r>
+        <w:r>
+          <w:rPr>
+            <w:noProof/>
+            <w:webHidden/>
+          </w:rPr>
+          <w:fldChar w:fldCharType="separate"/>
+        </w:r>
+        <w:r>
+          <w:rPr>
+            <w:noProof/>
+            <w:webHidden/>
+          </w:rPr>
+          <w:t>8</w:t>
+        </w:r>
+        <w:r>
+          <w:rPr>
+            <w:noProof/>
+            <w:webHidden/>
+          </w:rPr>
+          <w:fldChar w:fldCharType="end"/>
+        </w:r>
+      </w:hyperlink>
+    </w:p>
+    <w:p>
+      <w:pPr>
+        <w:pStyle w:val="3f"/>
+        <w:tabs>
+          <w:tab w:val="right" w:leader="dot" w:pos="10076"/>
+        </w:tabs>
+        <w:rPr>
+          <w:rFonts w:asciiTheme="minorHAnsi" w:hAnsiTheme="minorHAnsi"/>
+          <w:noProof/>
+          <w:kern w:val="2"/>
+          <w:sz w:val="24"/>
+          <w:szCs w:val="24"/>
+          <w:lang w:val="uk-UA" w:eastAsia="uk-UA"/>
+          <w14:ligatures w14:val="standardContextual"/>
+        </w:rPr>
+      </w:pPr>
+      <w:hyperlink w:anchor="_Toc240726311" w:history="1">
+        <w:r>
+          <w:rPr>
+            <w:rStyle w:val="affa"/>
+            <w:noProof/>
+          </w:rPr>
+          <w:t>7.3.1 Створення та вибір групи</w:t>
+        </w:r>
+        <w:r>
+          <w:rPr>
+            <w:noProof/>
+            <w:webHidden/>
+          </w:rPr>
+          <w:tab/>
+        </w:r>
+        <w:r>
+          <w:rPr>
+            <w:noProof/>
+            <w:webHidden/>
+          </w:rPr>
+          <w:fldChar w:fldCharType="begin"/>
+        </w:r>
+        <w:r>
+          <w:rPr>
+            <w:noProof/>
+            <w:webHidden/>
+          </w:rPr>
+          <w:instrText xml:space="preserve"> PAGEREF _Toc240726311 \h </w:instrText>
+        </w:r>
+        <w:r>
+          <w:rPr>
+            <w:noProof/>
+            <w:webHidden/>
+          </w:rPr>
+        </w:r>
+        <w:r>
+          <w:rPr>
+            <w:noProof/>
+            <w:webHidden/>
+          </w:rPr>
+          <w:fldChar w:fldCharType="separate"/>
+        </w:r>
+        <w:r>
+          <w:rPr>
+            <w:noProof/>
+            <w:webHidden/>
+          </w:rPr>
+          <w:t>8</w:t>
+        </w:r>
+        <w:r>
+          <w:rPr>
+            <w:noProof/>
+            <w:webHidden/>
+          </w:rPr>
+          <w:fldChar w:fldCharType="end"/>
+        </w:r>
+      </w:hyperlink>
+    </w:p>
+    <w:p>
+      <w:pPr>
+        <w:pStyle w:val="3f"/>
+        <w:tabs>
+          <w:tab w:val="right" w:leader="dot" w:pos="10076"/>
+        </w:tabs>
+        <w:rPr>
+          <w:rFonts w:asciiTheme="minorHAnsi" w:hAnsiTheme="minorHAnsi"/>
+          <w:noProof/>
+          <w:kern w:val="2"/>
+          <w:sz w:val="24"/>
+          <w:szCs w:val="24"/>
+          <w:lang w:val="uk-UA" w:eastAsia="uk-UA"/>
+          <w14:ligatures w14:val="standardContextual"/>
+        </w:rPr>
+      </w:pPr>
+      <w:hyperlink w:anchor="_Toc240726312" w:history="1">
+        <w:r>
+          <w:rPr>
+            <w:rStyle w:val="affa"/>
+            <w:noProof/>
+          </w:rPr>
+          <w:t>7.3.2 Порядок і розформування</w:t>
+        </w:r>
+        <w:r>
+          <w:rPr>
+            <w:noProof/>
+            <w:webHidden/>
+          </w:rPr>
+          <w:tab/>
+        </w:r>
+        <w:r>
+          <w:rPr>
+            <w:noProof/>
+            <w:webHidden/>
+          </w:rPr>
+          <w:fldChar w:fldCharType="begin"/>
+        </w:r>
+        <w:r>
+          <w:rPr>
+            <w:noProof/>
+            <w:webHidden/>
+          </w:rPr>
+          <w:instrText xml:space="preserve"> PAGEREF _Toc240726312 \h </w:instrText>
+        </w:r>
+        <w:r>
+          <w:rPr>
+            <w:noProof/>
+            <w:webHidden/>
+          </w:rPr>
+        </w:r>
+        <w:r>
+          <w:rPr>
+            <w:noProof/>
+            <w:webHidden/>
+          </w:rPr>
+          <w:fldChar w:fldCharType="separate"/>
+        </w:r>
+        <w:r>
+          <w:rPr>
+            <w:noProof/>
+            <w:webHidden/>
+          </w:rPr>
+          <w:t>8</w:t>
+        </w:r>
+        <w:r>
+          <w:rPr>
+            <w:noProof/>
+            <w:webHidden/>
+          </w:rPr>
+          <w:fldChar w:fldCharType="end"/>
+        </w:r>
+      </w:hyperlink>
+    </w:p>
+    <w:p>
+      <w:pPr>
+        <w:pStyle w:val="3f"/>
+        <w:tabs>
+          <w:tab w:val="right" w:leader="dot" w:pos="10076"/>
+        </w:tabs>
+        <w:rPr>
+          <w:rFonts w:asciiTheme="minorHAnsi" w:hAnsiTheme="minorHAnsi"/>
+          <w:noProof/>
+          <w:kern w:val="2"/>
+          <w:sz w:val="24"/>
+          <w:szCs w:val="24"/>
+          <w:lang w:val="uk-UA" w:eastAsia="uk-UA"/>
+          <w14:ligatures w14:val="standardContextual"/>
+        </w:rPr>
+      </w:pPr>
+      <w:hyperlink w:anchor="_Toc240726313" w:history="1">
+        <w:r>
+          <w:rPr>
+            <w:rStyle w:val="affa"/>
+            <w:noProof/>
+          </w:rPr>
+          <w:t>7.3.3 Нумерація і статус групи</w:t>
+        </w:r>
+        <w:r>
+          <w:rPr>
+            <w:noProof/>
+            <w:webHidden/>
+          </w:rPr>
+          <w:tab/>
+        </w:r>
+        <w:r>
+          <w:rPr>
+            <w:noProof/>
+            <w:webHidden/>
+          </w:rPr>
+          <w:fldChar w:fldCharType="begin"/>
+        </w:r>
+        <w:r>
+          <w:rPr>
+            <w:noProof/>
+            <w:webHidden/>
+          </w:rPr>
+          <w:instrText xml:space="preserve"> PAGEREF _Toc240726313 \h </w:instrText>
+        </w:r>
+        <w:r>
+          <w:rPr>
+            <w:noProof/>
+            <w:webHidden/>
+          </w:rPr>
+        </w:r>
+        <w:r>
+          <w:rPr>
+            <w:noProof/>
+            <w:webHidden/>
+          </w:rPr>
+          <w:fldChar w:fldCharType="separate"/>
+        </w:r>
+        <w:r>
+          <w:rPr>
+            <w:noProof/>
+            <w:webHidden/>
+          </w:rPr>
+          <w:t>8</w:t>
+        </w:r>
+        <w:r>
+          <w:rPr>
+            <w:noProof/>
+            <w:webHidden/>
+          </w:rPr>
+          <w:fldChar w:fldCharType="end"/>
+        </w:r>
+      </w:hyperlink>
+    </w:p>
+    <w:p>
+      <w:pPr>
+        <w:pStyle w:val="2f1"/>
+        <w:tabs>
+          <w:tab w:val="right" w:leader="dot" w:pos="10076"/>
+        </w:tabs>
+        <w:rPr>
+          <w:rFonts w:asciiTheme="minorHAnsi" w:hAnsiTheme="minorHAnsi"/>
+          <w:noProof/>
+          <w:kern w:val="2"/>
+          <w:sz w:val="24"/>
+          <w:szCs w:val="24"/>
+          <w:lang w:val="uk-UA" w:eastAsia="uk-UA"/>
+          <w14:ligatures w14:val="standardContextual"/>
+        </w:rPr>
+      </w:pPr>
+      <w:hyperlink w:anchor="_Toc240726314" w:history="1">
+        <w:r>
+          <w:rPr>
+            <w:rStyle w:val="affa"/>
+            <w:noProof/>
+          </w:rPr>
+          <w:t>7.4 Перенесення, копіювання і продовження</w:t>
+        </w:r>
+        <w:r>
+          <w:rPr>
+            <w:noProof/>
+            <w:webHidden/>
+          </w:rPr>
+          <w:tab/>
+        </w:r>
+        <w:r>
+          <w:rPr>
+            <w:noProof/>
+            <w:webHidden/>
+          </w:rPr>
+          <w:fldChar w:fldCharType="begin"/>
+        </w:r>
+        <w:r>
+          <w:rPr>
+            <w:noProof/>
+            <w:webHidden/>
+          </w:rPr>
+          <w:instrText xml:space="preserve"> PAGEREF _Toc240726314 \h </w:instrText>
         </w:r>
         <w:r>
           <w:rPr>
@@ -1336,10 +1704,16 @@
           <w:tab w:val="right" w:leader="dot" w:pos="10076"/>
         </w:tabs>
         <w:rPr>
+          <w:rFonts w:asciiTheme="minorHAnsi" w:hAnsiTheme="minorHAnsi"/>
           <w:noProof/>
+          <w:kern w:val="2"/>
+          <w:sz w:val="24"/>
+          <w:szCs w:val="24"/>
+          <w:lang w:val="uk-UA" w:eastAsia="uk-UA"/>
+          <w14:ligatures w14:val="standardContextual"/>
         </w:rPr>
       </w:pPr>
-      <w:hyperlink w:anchor="_Toc240387361" w:history="1">
+      <w:hyperlink w:anchor="_Toc240726315" w:history="1">
         <w:r>
           <w:rPr>
             <w:rStyle w:val="affa"/>
@@ -1366,7 +1740,7 @@
             <w:noProof/>
             <w:webHidden/>
           </w:rPr>
-          <w:instrText xml:space="preserve"> PAGEREF _Toc240387361 \h </w:instrText>
+          <w:instrText xml:space="preserve"> PAGEREF _Toc240726315 \h </w:instrText>
         </w:r>
         <w:r>
           <w:rPr>
@@ -1386,7 +1760,7 @@
             <w:noProof/>
             <w:webHidden/>
           </w:rPr>
-          <w:t>8</w:t>
+          <w:t>9</w:t>
         </w:r>
         <w:r>
           <w:rPr>
@@ -1404,10 +1778,16 @@
           <w:tab w:val="right" w:leader="dot" w:pos="10076"/>
         </w:tabs>
         <w:rPr>
+          <w:rFonts w:asciiTheme="minorHAnsi" w:hAnsiTheme="minorHAnsi"/>
           <w:noProof/>
+          <w:kern w:val="2"/>
+          <w:sz w:val="24"/>
+          <w:szCs w:val="24"/>
+          <w:lang w:val="uk-UA" w:eastAsia="uk-UA"/>
+          <w14:ligatures w14:val="standardContextual"/>
         </w:rPr>
       </w:pPr>
-      <w:hyperlink w:anchor="_Toc240387362" w:history="1">
+      <w:hyperlink w:anchor="_Toc240726316" w:history="1">
         <w:r>
           <w:rPr>
             <w:rStyle w:val="affa"/>
@@ -1434,7 +1814,7 @@
             <w:noProof/>
             <w:webHidden/>
           </w:rPr>
-          <w:instrText xml:space="preserve"> PAGEREF _Toc240387362 \h </w:instrText>
+          <w:instrText xml:space="preserve"> PAGEREF _Toc240726316 \h </w:instrText>
         </w:r>
         <w:r>
           <w:rPr>
@@ -1454,7 +1834,7 @@
             <w:noProof/>
             <w:webHidden/>
           </w:rPr>
-          <w:t>8</w:t>
+          <w:t>9</w:t>
         </w:r>
         <w:r>
           <w:rPr>
@@ -1479,7 +1859,7 @@
       <w:pPr>
         <w:pStyle w:val="1"/>
       </w:pPr>
-      <w:bookmarkStart w:id="1" w:name="_Toc240387350"/>
+      <w:bookmarkStart w:id="1" w:name="_Toc240726300"/>
       <w:r>
         <w:lastRenderedPageBreak/>
         <w:t>1 Перед початком</w:t>
@@ -1495,7 +1875,7 @@
       <w:pPr>
         <w:pStyle w:val="21"/>
       </w:pPr>
-      <w:bookmarkStart w:id="2" w:name="_Toc240387351"/>
+      <w:bookmarkStart w:id="2" w:name="_Toc240726301"/>
       <w:r>
         <w:t>1.1 Короткий словник</w:t>
       </w:r>
@@ -2309,7 +2689,7 @@
       <w:pPr>
         <w:pStyle w:val="1"/>
       </w:pPr>
-      <w:bookmarkStart w:id="3" w:name="_Toc240387352"/>
+      <w:bookmarkStart w:id="3" w:name="_Toc240726302"/>
       <w:r>
         <w:lastRenderedPageBreak/>
         <w:t>2 Вхід і пароль</w:t>
@@ -2410,7 +2790,7 @@
       <w:pPr>
         <w:pStyle w:val="1"/>
       </w:pPr>
-      <w:bookmarkStart w:id="4" w:name="_Toc240387353"/>
+      <w:bookmarkStart w:id="4" w:name="_Toc240726303"/>
       <w:r>
         <w:t>3 Навігація та профіль</w:t>
       </w:r>
@@ -2750,7 +3130,7 @@
       <w:pPr>
         <w:pStyle w:val="1"/>
       </w:pPr>
-      <w:bookmarkStart w:id="5" w:name="_Toc240387354"/>
+      <w:bookmarkStart w:id="5" w:name="_Toc240726304"/>
       <w:r>
         <w:t>4 Аналітика</w:t>
       </w:r>
@@ -2871,7 +3251,7 @@
       <w:pPr>
         <w:pStyle w:val="1"/>
       </w:pPr>
-      <w:bookmarkStart w:id="6" w:name="_Toc240387355"/>
+      <w:bookmarkStart w:id="6" w:name="_Toc240726305"/>
       <w:r>
         <w:lastRenderedPageBreak/>
         <w:t>5 Проєкти й операційні задачі</w:t>
@@ -3039,7 +3419,7 @@
       <w:pPr>
         <w:pStyle w:val="1"/>
       </w:pPr>
-      <w:bookmarkStart w:id="7" w:name="_Toc240387356"/>
+      <w:bookmarkStart w:id="7" w:name="_Toc240726306"/>
       <w:r>
         <w:t>6 Беклог і створення ініціативи</w:t>
       </w:r>
@@ -3152,7 +3532,7 @@
       <w:pPr>
         <w:pStyle w:val="1"/>
       </w:pPr>
-      <w:bookmarkStart w:id="8" w:name="_Toc240387357"/>
+      <w:bookmarkStart w:id="8" w:name="_Toc240726307"/>
       <w:r>
         <w:t>7 Квартальна картка</w:t>
       </w:r>
@@ -3162,7 +3542,7 @@
       <w:pPr>
         <w:pStyle w:val="21"/>
       </w:pPr>
-      <w:bookmarkStart w:id="9" w:name="_Toc240387358"/>
+      <w:bookmarkStart w:id="9" w:name="_Toc240726308"/>
       <w:r>
         <w:t>7.1 Створення</w:t>
       </w:r>
@@ -3213,7 +3593,7 @@
       <w:pPr>
         <w:pStyle w:val="21"/>
       </w:pPr>
-      <w:bookmarkStart w:id="10" w:name="_Toc240387359"/>
+      <w:bookmarkStart w:id="10" w:name="_Toc240726309"/>
       <w:r>
         <w:t>7.2 Обсяг робіт</w:t>
       </w:r>
@@ -3268,11 +3648,66 @@
       <w:pPr>
         <w:pStyle w:val="21"/>
       </w:pPr>
-      <w:bookmarkStart w:id="11" w:name="_Toc240387360"/>
+      <w:bookmarkStart w:id="11" w:name="_Toc240726310"/>
       <w:r>
-        <w:t>7.3 Перенесення копіювання і продовження</w:t>
+        <w:t>7.3 Групування та порядок завдань</w:t>
       </w:r>
       <w:bookmarkEnd w:id="11"/>
+    </w:p>
+    <w:p>
+      <w:pPr>
+        <w:pStyle w:val="31"/>
+      </w:pPr>
+      <w:bookmarkStart w:id="12" w:name="_Toc240726311"/>
+      <w:r>
+        <w:t>7.3.1 Створення та вибір групи</w:t>
+      </w:r>
+      <w:bookmarkEnd w:id="12"/>
+    </w:p>
+    <w:p>
+      <w:r>
+        <w:t>У рядку завдання натисніть «…», виберіть «Змінити групу», а потім наявну групу, «Без групи» або «Створити групу». Нова група з’явиться на позиції поточного завдання. Введіть змістовну унікальну назву.</w:t>
+      </w:r>
+    </w:p>
+    <w:p>
+      <w:pPr>
+        <w:pStyle w:val="31"/>
+      </w:pPr>
+      <w:bookmarkStart w:id="13" w:name="_Toc240726312"/>
+      <w:r>
+        <w:t>7.3.2 Порядок і розформування</w:t>
+      </w:r>
+      <w:bookmarkEnd w:id="13"/>
+    </w:p>
+    <w:p>
+      <w:r>
+        <w:t>Стрілки біля заголовка переміщують увесь блок групи. Стрілки біля завдання в групі змінюють його позицію лише всередині групи; для окремого завдання — серед верхньорівневих блоків. «Розформувати» залишає завдання на місці, але прибирає заголовок. Натисніть «Зберегти» для фіксації змін.</w:t>
+      </w:r>
+    </w:p>
+    <w:p>
+      <w:pPr>
+        <w:pStyle w:val="31"/>
+      </w:pPr>
+      <w:bookmarkStart w:id="14" w:name="_Toc240726313"/>
+      <w:r>
+        <w:t>7.3.3 Нумерація і статус групи</w:t>
+      </w:r>
+      <w:bookmarkEnd w:id="14"/>
+    </w:p>
+    <w:p>
+      <w:r>
+        <w:t>Номер групи має вигляд 1., а її завдань — 1.1, 1.2. Якщо статус усіх завдань однаковий, заголовок показує той самий колір; якщо статуси різні або відсутні — заголовок нейтральний.</w:t>
+      </w:r>
+    </w:p>
+    <w:p>
+      <w:pPr>
+        <w:pStyle w:val="21"/>
+      </w:pPr>
+      <w:bookmarkStart w:id="15" w:name="_Toc240726314"/>
+      <w:r>
+        <w:t>7.4 Перенесення, копіювання і продовження</w:t>
+      </w:r>
+      <w:bookmarkEnd w:id="15"/>
     </w:p>
     <w:tbl>
       <w:tblPr>
@@ -3790,16 +4225,58 @@
       <w:pPr>
         <w:spacing w:after="40"/>
       </w:pPr>
+      <w:r>
+        <w:t>Дії з окремим завданням доступні в меню «…», а дії з усією карткою — у верхній частині модального вікна.</w:t>
+      </w:r>
+    </w:p>
+    <w:p>
+      <w:pPr>
+        <w:pStyle w:val="a"/>
+        <w:spacing w:after="40"/>
+      </w:pPr>
+      <w:r>
+        <w:lastRenderedPageBreak/>
+        <w:t>Для перенесення завдання виберіть «Перенести завдання», укажіть цільовий рік і квартал та підтвердьте дію.</w:t>
+      </w:r>
+    </w:p>
+    <w:p>
+      <w:pPr>
+        <w:pStyle w:val="a"/>
+        <w:spacing w:after="40"/>
+      </w:pPr>
+      <w:r>
+        <w:t>Для копіювання завдання виберіть «Копіювати завдання», укажіть цільовий період та підтвердьте дію.</w:t>
+      </w:r>
+    </w:p>
+    <w:p>
+      <w:pPr>
+        <w:pStyle w:val="a"/>
+        <w:spacing w:after="40"/>
+      </w:pPr>
+      <w:r>
+        <w:t>Для всієї картки натисніть «Продовжити / Перенести» та виберіть потрібну дію і вільний майбутній період.</w:t>
+      </w:r>
+    </w:p>
+    <w:p>
+      <w:pPr>
+        <w:pStyle w:val="a"/>
+        <w:spacing w:after="40"/>
+      </w:pPr>
+      <w:r>
+        <w:t>Завершені завдання не можна переносити, копіювати або видаляти. В архівному чи read-only режимі недоступні дії залишаються заблокованими з поясненням.</w:t>
+      </w:r>
     </w:p>
     <w:p>
       <w:pPr>
         <w:pStyle w:val="1"/>
       </w:pPr>
-      <w:bookmarkStart w:id="12" w:name="_Toc240387361"/>
+      <w:bookmarkStart w:id="16" w:name="_Toc240387361"/>
+      <w:bookmarkStart w:id="17" w:name="_Toc240726315"/>
       <w:r>
         <w:t>8 Архів</w:t>
       </w:r>
-      <w:bookmarkEnd w:id="12"/>
+      <w:bookmarkEnd w:id="16"/>
+      <w:bookmarkEnd w:id="17"/>
     </w:p>
     <w:p>
       <w:r>
@@ -3810,11 +4287,11 @@
       <w:pPr>
         <w:pStyle w:val="1"/>
       </w:pPr>
-      <w:bookmarkStart w:id="13" w:name="_Toc240387362"/>
+      <w:bookmarkStart w:id="18" w:name="_Toc240726316"/>
       <w:r>
         <w:t>9 Повідомлення і дії користувача</w:t>
       </w:r>
-      <w:bookmarkEnd w:id="13"/>
+      <w:bookmarkEnd w:id="18"/>
     </w:p>
     <w:tbl>
       <w:tblPr>
@@ -4019,15 +4496,7 @@
                 <w:rFonts w:eastAsia="Arial"/>
                 <w:sz w:val="17"/>
               </w:rPr>
-              <w:t xml:space="preserve">Поле або значення </w:t>
-            </w:r>
-            <w:r>
-              <w:rPr>
-                <w:rFonts w:eastAsia="Arial"/>
-                <w:sz w:val="17"/>
-              </w:rPr>
-              <w:lastRenderedPageBreak/>
-              <w:t>неактивне</w:t>
+              <w:t>Поле або значення неактивне</w:t>
             </w:r>
           </w:p>
         </w:tc>
@@ -4049,16 +4518,7 @@
                 <w:rFonts w:eastAsia="Arial"/>
                 <w:sz w:val="17"/>
               </w:rPr>
-              <w:lastRenderedPageBreak/>
-              <w:t xml:space="preserve">Старе значення збережено для історії, </w:t>
-            </w:r>
-            <w:r>
-              <w:rPr>
-                <w:rFonts w:eastAsia="Arial"/>
-                <w:sz w:val="17"/>
-              </w:rPr>
-              <w:lastRenderedPageBreak/>
-              <w:t>але його не можна вибрати заново.</w:t>
+              <w:t>Старе значення збережено для історії, але його не можна вибрати заново.</w:t>
             </w:r>
           </w:p>
         </w:tc>
@@ -4080,16 +4540,7 @@
                 <w:rFonts w:eastAsia="Arial"/>
                 <w:sz w:val="17"/>
               </w:rPr>
-              <w:lastRenderedPageBreak/>
-              <w:t xml:space="preserve">Оберіть активне значення або зверніться </w:t>
-            </w:r>
-            <w:r>
-              <w:rPr>
-                <w:rFonts w:eastAsia="Arial"/>
-                <w:sz w:val="17"/>
-              </w:rPr>
-              <w:lastRenderedPageBreak/>
-              <w:t>до адміністратора.</w:t>
+              <w:t>Оберіть активне значення або зверніться до адміністратора.</w:t>
             </w:r>
           </w:p>
         </w:tc>
@@ -4118,7 +4569,6 @@
                 <w:rFonts w:eastAsia="Arial"/>
                 <w:sz w:val="17"/>
               </w:rPr>
-              <w:lastRenderedPageBreak/>
               <w:t>Період зайнятий</w:t>
             </w:r>
           </w:p>
@@ -4391,53 +4841,6 @@
         <w:spacing w:after="40"/>
       </w:pPr>
     </w:p>
-    <w:p>
-      <w:pPr>
-        <w:pStyle w:val="1"/>
-      </w:pPr>
-      <w:r>
-        <w:t>Як працювати з групами завдань скоупу</w:t>
-      </w:r>
-    </w:p>
-    <w:p>
-      <w:pPr>
-        <w:pStyle w:val="21"/>
-      </w:pPr>
-      <w:r>
-        <w:t>Створення та вибір групи</w:t>
-      </w:r>
-    </w:p>
-    <w:p>
-      <w:r>
-        <w:t>У рядку завдання відкрийте список груп. Оберіть наявну групу, «Без групи» або «+ Створити групу». Нова група з’явиться на позиції поточного завдання. Введіть змістовну унікальну назву.</w:t>
-      </w:r>
-    </w:p>
-    <w:p>
-      <w:pPr>
-        <w:pStyle w:val="21"/>
-      </w:pPr>
-      <w:r>
-        <w:t>Порядок і розформування</w:t>
-      </w:r>
-    </w:p>
-    <w:p>
-      <w:r>
-        <w:t>Стрілки біля заголовка переміщують увесь блок групи. Стрілки біля завдання в групі змінюють його позицію лише всередині групи; для окремого завдання — серед верхньорівневих блоків. «Розформувати» залишає завдання на місці, але прибирає заголовок. Натисніть «Зберегти» для фіксації змін.</w:t>
-      </w:r>
-    </w:p>
-    <w:p>
-      <w:pPr>
-        <w:pStyle w:val="21"/>
-      </w:pPr>
-      <w:r>
-        <w:t>Візуальні правила</w:t>
-      </w:r>
-    </w:p>
-    <w:p>
-      <w:r>
-        <w:t>Номер групи має вигляд 1., а її завдань — 1.1, 1.2. Якщо статус усіх завдань однаковий, заголовок показує той самий колір; якщо статуси різні або відсутні — заголовок нейтральний.</w:t>
-      </w:r>
-    </w:p>
     <w:sectPr>
       <w:headerReference w:type="default" r:id="rId13"/>
       <w:footerReference w:type="default" r:id="rId14"/>
@@ -4451,7 +4854,7 @@
 </file>
 
 <file path=word/endnotes.xml><?xml version="1.0" encoding="utf-8"?>
-<w:endnotes xmlns:wpc="http://schemas.microsoft.com/office/word/2010/wordprocessingCanvas" xmlns:cx="http://schemas.microsoft.com/office/drawing/2014/chartex" xmlns:cx1="http://schemas.microsoft.com/office/drawing/2015/9/8/chartex" xmlns:cx2="http://schemas.microsoft.com/office/drawing/2015/10/21/chartex" xmlns:cx3="http://schemas.microsoft.com/office/drawing/2016/5/9/chartex" xmlns:cx4="http://schemas.microsoft.com/office/drawing/2016/5/10/chartex" xmlns:cx5="http://schemas.microsoft.com/office/drawing/2016/5/11/chartex" xmlns:cx6="http://schemas.microsoft.com/office/drawing/2016/5/12/chartex" xmlns:cx7="http://schemas.microsoft.com/office/drawing/2016/5/13/chartex" xmlns:cx8="http://schemas.microsoft.com/office/drawing/2016/5/14/chartex" xmlns:mc="http://schemas.openxmlformats.org/markup-compatibility/2006" xmlns:aink="http://schemas.microsoft.com/office/drawing/2016/ink" xmlns:am3d="http://schemas.microsoft.com/office/drawing/2017/model3d" xmlns:o="urn:schemas-microsoft-com:office:office" xmlns:oel="http://schemas.microsoft.com/office/2019/extlst" xmlns:r="http://schemas.openxmlformats.org/officeDocument/2006/relationships" xmlns:m="http://schemas.openxmlformats.org/officeDocument/2006/math" xmlns:v="urn:schemas-microsoft-com:vml" xmlns:wp14="http://schemas.microsoft.com/office/word/2010/wordprocessingDrawing" xmlns:wp="http://schemas.openxmlformats.org/drawingml/2006/wordprocessingDrawing" xmlns:w10="urn:schemas-microsoft-com:office:word" xmlns:w="http://schemas.openxmlformats.org/wordprocessingml/2006/main" xmlns:w14="http://schemas.microsoft.com/office/word/2010/wordml" xmlns:w15="http://schemas.microsoft.com/office/word/2012/wordml" xmlns:w16cei="http://schemas.microsoft.com/office/word/2026/wordml/cei" xmlns:w16cex="http://schemas.microsoft.com/office/word/2018/wordml/cex" xmlns:w16cid="http://schemas.microsoft.com/office/word/2016/wordml/cid" xmlns:w16="http://schemas.microsoft.com/office/word/2018/wordml" xmlns:w16du="http://schemas.microsoft.com/office/word/2023/wordml/word16du" xmlns:w16sdtdh="http://schemas.microsoft.com/office/word/2020/wordml/sdtdatahash" xmlns:w16sdtfl="http://schemas.microsoft.com/office/word/2024/wordml/sdtformatlock" xmlns:w16se="http://schemas.microsoft.com/office/word/2015/wordml/symex" xmlns:wpg="http://schemas.microsoft.com/office/word/2010/wordprocessingGroup" xmlns:wpi="http://schemas.microsoft.com/office/word/2010/wordprocessingInk" xmlns:wne="http://schemas.microsoft.com/office/word/2006/wordml" xmlns:wps="http://schemas.microsoft.com/office/word/2010/wordprocessingShape" mc:Ignorable="w14 w15 w16se w16cid w16 w16cex w16sdtdh w16sdtfl w16du wp14">
+<w:endnotes xmlns:wpc="http://schemas.microsoft.com/office/word/2010/wordprocessingCanvas" xmlns:cx="http://schemas.microsoft.com/office/drawing/2014/chartex" xmlns:cx1="http://schemas.microsoft.com/office/drawing/2015/9/8/chartex" xmlns:cx2="http://schemas.microsoft.com/office/drawing/2015/10/21/chartex" xmlns:cx3="http://schemas.microsoft.com/office/drawing/2016/5/9/chartex" xmlns:cx4="http://schemas.microsoft.com/office/drawing/2016/5/10/chartex" xmlns:cx5="http://schemas.microsoft.com/office/drawing/2016/5/11/chartex" xmlns:cx6="http://schemas.microsoft.com/office/drawing/2016/5/12/chartex" xmlns:cx7="http://schemas.microsoft.com/office/drawing/2016/5/13/chartex" xmlns:cx8="http://schemas.microsoft.com/office/drawing/2016/5/14/chartex" xmlns:mc="http://schemas.openxmlformats.org/markup-compatibility/2006" xmlns:aink="http://schemas.microsoft.com/office/drawing/2016/ink" xmlns:am3d="http://schemas.microsoft.com/office/drawing/2017/model3d" xmlns:o="urn:schemas-microsoft-com:office:office" xmlns:oel="http://schemas.microsoft.com/office/2019/extlst" xmlns:r="http://schemas.openxmlformats.org/officeDocument/2006/relationships" xmlns:m="http://schemas.openxmlformats.org/officeDocument/2006/math" xmlns:v="urn:schemas-microsoft-com:vml" xmlns:wp14="http://schemas.microsoft.com/office/word/2010/wordprocessingDrawing" xmlns:wp="http://schemas.openxmlformats.org/drawingml/2006/wordprocessingDrawing" xmlns:w10="urn:schemas-microsoft-com:office:word" xmlns:w="http://schemas.openxmlformats.org/wordprocessingml/2006/main" xmlns:w14="http://schemas.microsoft.com/office/word/2010/wordml" xmlns:w15="http://schemas.microsoft.com/office/word/2012/wordml" xmlns:w16cex="http://schemas.microsoft.com/office/word/2018/wordml/cex" xmlns:w16cid="http://schemas.microsoft.com/office/word/2016/wordml/cid" xmlns:w16="http://schemas.microsoft.com/office/word/2018/wordml" xmlns:w16du="http://schemas.microsoft.com/office/word/2023/wordml/word16du" xmlns:w16sdtdh="http://schemas.microsoft.com/office/word/2020/wordml/sdtdatahash" xmlns:w16sdtfl="http://schemas.microsoft.com/office/word/2024/wordml/sdtformatlock" xmlns:w16se="http://schemas.microsoft.com/office/word/2015/wordml/symex" xmlns:wpg="http://schemas.microsoft.com/office/word/2010/wordprocessingGroup" xmlns:wpi="http://schemas.microsoft.com/office/word/2010/wordprocessingInk" xmlns:wne="http://schemas.microsoft.com/office/word/2006/wordml" xmlns:wps="http://schemas.microsoft.com/office/word/2010/wordprocessingShape" mc:Ignorable="w14 w15 w16se w16cid w16 w16cex w16sdtdh w16sdtfl w16du wp14">
   <w:endnote w:type="separator" w:id="-1">
     <w:p>
       <w:pPr>
@@ -4476,83 +4879,19 @@
 </file>
 
 <file path=word/footer1.xml><?xml version="1.0" encoding="utf-8"?>
-<w:ftr xmlns:wpc="http://schemas.microsoft.com/office/word/2010/wordprocessingCanvas" xmlns:cx="http://schemas.microsoft.com/office/drawing/2014/chartex" xmlns:cx1="http://schemas.microsoft.com/office/drawing/2015/9/8/chartex" xmlns:cx2="http://schemas.microsoft.com/office/drawing/2015/10/21/chartex" xmlns:cx3="http://schemas.microsoft.com/office/drawing/2016/5/9/chartex" xmlns:cx4="http://schemas.microsoft.com/office/drawing/2016/5/10/chartex" xmlns:cx5="http://schemas.microsoft.com/office/drawing/2016/5/11/chartex" xmlns:cx6="http://schemas.microsoft.com/office/drawing/2016/5/12/chartex" xmlns:cx7="http://schemas.microsoft.com/office/drawing/2016/5/13/chartex" xmlns:cx8="http://schemas.microsoft.com/office/drawing/2016/5/14/chartex" xmlns:mc="http://schemas.openxmlformats.org/markup-compatibility/2006" xmlns:aink="http://schemas.microsoft.com/office/drawing/2016/ink" xmlns:am3d="http://schemas.microsoft.com/office/drawing/2017/model3d" xmlns:o="urn:schemas-microsoft-com:office:office" xmlns:oel="http://schemas.microsoft.com/office/2019/extlst" xmlns:r="http://schemas.openxmlformats.org/officeDocument/2006/relationships" xmlns:m="http://schemas.openxmlformats.org/officeDocument/2006/math" xmlns:v="urn:schemas-microsoft-com:vml" xmlns:wp14="http://schemas.microsoft.com/office/word/2010/wordprocessingDrawing" xmlns:wp="http://schemas.openxmlformats.org/drawingml/2006/wordprocessingDrawing" xmlns:w10="urn:schemas-microsoft-com:office:word" xmlns:w="http://schemas.openxmlformats.org/wordprocessingml/2006/main" xmlns:w14="http://schemas.microsoft.com/office/word/2010/wordml" xmlns:w15="http://schemas.microsoft.com/office/word/2012/wordml" xmlns:w16cei="http://schemas.microsoft.com/office/word/2026/wordml/cei" xmlns:w16cex="http://schemas.microsoft.com/office/word/2018/wordml/cex" xmlns:w16cid="http://schemas.microsoft.com/office/word/2016/wordml/cid" xmlns:w16="http://schemas.microsoft.com/office/word/2018/wordml" xmlns:w16du="http://schemas.microsoft.com/office/word/2023/wordml/word16du" xmlns:w16sdtdh="http://schemas.microsoft.com/office/word/2020/wordml/sdtdatahash" xmlns:w16sdtfl="http://schemas.microsoft.com/office/word/2024/wordml/sdtformatlock" xmlns:w16se="http://schemas.microsoft.com/office/word/2015/wordml/symex" xmlns:wpg="http://schemas.microsoft.com/office/word/2010/wordprocessingGroup" xmlns:wpi="http://schemas.microsoft.com/office/word/2010/wordprocessingInk" xmlns:wne="http://schemas.microsoft.com/office/word/2006/wordml" xmlns:wps="http://schemas.microsoft.com/office/word/2010/wordprocessingShape" mc:Ignorable="w14 w15 w16se w16cid w16 w16cex w16sdtdh w16sdtfl w16du wp14">
+<w:ftr xmlns:wpc="http://schemas.microsoft.com/office/word/2010/wordprocessingCanvas" xmlns:cx="http://schemas.microsoft.com/office/drawing/2014/chartex" xmlns:cx1="http://schemas.microsoft.com/office/drawing/2015/9/8/chartex" xmlns:cx2="http://schemas.microsoft.com/office/drawing/2015/10/21/chartex" xmlns:cx3="http://schemas.microsoft.com/office/drawing/2016/5/9/chartex" xmlns:cx4="http://schemas.microsoft.com/office/drawing/2016/5/10/chartex" xmlns:cx5="http://schemas.microsoft.com/office/drawing/2016/5/11/chartex" xmlns:cx6="http://schemas.microsoft.com/office/drawing/2016/5/12/chartex" xmlns:cx7="http://schemas.microsoft.com/office/drawing/2016/5/13/chartex" xmlns:cx8="http://schemas.microsoft.com/office/drawing/2016/5/14/chartex" xmlns:mc="http://schemas.openxmlformats.org/markup-compatibility/2006" xmlns:aink="http://schemas.microsoft.com/office/drawing/2016/ink" xmlns:am3d="http://schemas.microsoft.com/office/drawing/2017/model3d" xmlns:o="urn:schemas-microsoft-com:office:office" xmlns:oel="http://schemas.microsoft.com/office/2019/extlst" xmlns:r="http://schemas.openxmlformats.org/officeDocument/2006/relationships" xmlns:m="http://schemas.openxmlformats.org/officeDocument/2006/math" xmlns:v="urn:schemas-microsoft-com:vml" xmlns:wp14="http://schemas.microsoft.com/office/word/2010/wordprocessingDrawing" xmlns:wp="http://schemas.openxmlformats.org/drawingml/2006/wordprocessingDrawing" xmlns:w10="urn:schemas-microsoft-com:office:word" xmlns:w="http://schemas.openxmlformats.org/wordprocessingml/2006/main" xmlns:w14="http://schemas.microsoft.com/office/word/2010/wordml" xmlns:w15="http://schemas.microsoft.com/office/word/2012/wordml" xmlns:w16cex="http://schemas.microsoft.com/office/word/2018/wordml/cex" xmlns:w16cid="http://schemas.microsoft.com/office/word/2016/wordml/cid" xmlns:w16="http://schemas.microsoft.com/office/word/2018/wordml" xmlns:w16du="http://schemas.microsoft.com/office/word/2023/wordml/word16du" xmlns:w16sdtdh="http://schemas.microsoft.com/office/word/2020/wordml/sdtdatahash" xmlns:w16sdtfl="http://schemas.microsoft.com/office/word/2024/wordml/sdtformatlock" xmlns:w16se="http://schemas.microsoft.com/office/word/2015/wordml/symex" xmlns:wpg="http://schemas.microsoft.com/office/word/2010/wordprocessingGroup" xmlns:wpi="http://schemas.microsoft.com/office/word/2010/wordprocessingInk" xmlns:wne="http://schemas.microsoft.com/office/word/2006/wordml" xmlns:wps="http://schemas.microsoft.com/office/word/2010/wordprocessingShape" mc:Ignorable="w14 w15 w16se w16cid w16 w16cex w16sdtdh w16sdtfl w16du wp14">
   <w:p>
     <w:pPr>
       <w:pStyle w:val="a7"/>
       <w:jc w:val="center"/>
     </w:pPr>
-    <w:proofErr w:type="spellStart"/>
     <w:r>
       <w:rPr>
         <w:rFonts w:eastAsia="Arial"/>
         <w:color w:val="666666"/>
         <w:sz w:val="16"/>
       </w:rPr>
-      <w:t>Версія</w:t>
-    </w:r>
-    <w:proofErr w:type="spellEnd"/>
-    <w:r>
-      <w:rPr>
-        <w:rFonts w:eastAsia="Arial"/>
-        <w:color w:val="666666"/>
-        <w:sz w:val="16"/>
-      </w:rPr>
-      <w:t xml:space="preserve"> </w:t>
-    </w:r>
-    <w:proofErr w:type="gramStart"/>
-    <w:r>
-      <w:rPr>
-        <w:rFonts w:eastAsia="Arial"/>
-        <w:color w:val="666666"/>
-        <w:sz w:val="16"/>
-      </w:rPr>
-      <w:t>2.0  |</w:t>
-    </w:r>
-    <w:proofErr w:type="gramEnd"/>
-    <w:r>
-      <w:rPr>
-        <w:rFonts w:eastAsia="Arial"/>
-        <w:color w:val="666666"/>
-        <w:sz w:val="16"/>
-      </w:rPr>
-      <w:t xml:space="preserve">  7612dc</w:t>
-    </w:r>
-    <w:proofErr w:type="gramStart"/>
-    <w:r>
-      <w:rPr>
-        <w:rFonts w:eastAsia="Arial"/>
-        <w:color w:val="666666"/>
-        <w:sz w:val="16"/>
-      </w:rPr>
-      <w:t>1  |</w:t>
-    </w:r>
-    <w:proofErr w:type="gramEnd"/>
-    <w:r>
-      <w:rPr>
-        <w:rFonts w:eastAsia="Arial"/>
-        <w:color w:val="666666"/>
-        <w:sz w:val="16"/>
-      </w:rPr>
-      <w:t xml:space="preserve">  </w:t>
-    </w:r>
-    <w:proofErr w:type="spellStart"/>
-    <w:r>
-      <w:rPr>
-        <w:rFonts w:eastAsia="Arial"/>
-        <w:color w:val="666666"/>
-        <w:sz w:val="16"/>
-      </w:rPr>
-      <w:t>стор</w:t>
-    </w:r>
-    <w:proofErr w:type="spellEnd"/>
-    <w:r>
-      <w:rPr>
-        <w:rFonts w:eastAsia="Arial"/>
-        <w:color w:val="666666"/>
-        <w:sz w:val="16"/>
-      </w:rPr>
-      <w:t xml:space="preserve">. </w:t>
+      <w:t xml:space="preserve">Версія 2.0  |  7612dc1  |  стор. </w:t>
     </w:r>
     <w:r>
       <w:rPr>
@@ -4599,7 +4938,7 @@
 </file>
 
 <file path=word/footnotes.xml><?xml version="1.0" encoding="utf-8"?>
-<w:footnotes xmlns:wpc="http://schemas.microsoft.com/office/word/2010/wordprocessingCanvas" xmlns:cx="http://schemas.microsoft.com/office/drawing/2014/chartex" xmlns:cx1="http://schemas.microsoft.com/office/drawing/2015/9/8/chartex" xmlns:cx2="http://schemas.microsoft.com/office/drawing/2015/10/21/chartex" xmlns:cx3="http://schemas.microsoft.com/office/drawing/2016/5/9/chartex" xmlns:cx4="http://schemas.microsoft.com/office/drawing/2016/5/10/chartex" xmlns:cx5="http://schemas.microsoft.com/office/drawing/2016/5/11/chartex" xmlns:cx6="http://schemas.microsoft.com/office/drawing/2016/5/12/chartex" xmlns:cx7="http://schemas.microsoft.com/office/drawing/2016/5/13/chartex" xmlns:cx8="http://schemas.microsoft.com/office/drawing/2016/5/14/chartex" xmlns:mc="http://schemas.openxmlformats.org/markup-compatibility/2006" xmlns:aink="http://schemas.microsoft.com/office/drawing/2016/ink" xmlns:am3d="http://schemas.microsoft.com/office/drawing/2017/model3d" xmlns:o="urn:schemas-microsoft-com:office:office" xmlns:oel="http://schemas.microsoft.com/office/2019/extlst" xmlns:r="http://schemas.openxmlformats.org/officeDocument/2006/relationships" xmlns:m="http://schemas.openxmlformats.org/officeDocument/2006/math" xmlns:v="urn:schemas-microsoft-com:vml" xmlns:wp14="http://schemas.microsoft.com/office/word/2010/wordprocessingDrawing" xmlns:wp="http://schemas.openxmlformats.org/drawingml/2006/wordprocessingDrawing" xmlns:w10="urn:schemas-microsoft-com:office:word" xmlns:w="http://schemas.openxmlformats.org/wordprocessingml/2006/main" xmlns:w14="http://schemas.microsoft.com/office/word/2010/wordml" xmlns:w15="http://schemas.microsoft.com/office/word/2012/wordml" xmlns:w16cei="http://schemas.microsoft.com/office/word/2026/wordml/cei" xmlns:w16cex="http://schemas.microsoft.com/office/word/2018/wordml/cex" xmlns:w16cid="http://schemas.microsoft.com/office/word/2016/wordml/cid" xmlns:w16="http://schemas.microsoft.com/office/word/2018/wordml" xmlns:w16du="http://schemas.microsoft.com/office/word/2023/wordml/word16du" xmlns:w16sdtdh="http://schemas.microsoft.com/office/word/2020/wordml/sdtdatahash" xmlns:w16sdtfl="http://schemas.microsoft.com/office/word/2024/wordml/sdtformatlock" xmlns:w16se="http://schemas.microsoft.com/office/word/2015/wordml/symex" xmlns:wpg="http://schemas.microsoft.com/office/word/2010/wordprocessingGroup" xmlns:wpi="http://schemas.microsoft.com/office/word/2010/wordprocessingInk" xmlns:wne="http://schemas.microsoft.com/office/word/2006/wordml" xmlns:wps="http://schemas.microsoft.com/office/word/2010/wordprocessingShape" mc:Ignorable="w14 w15 w16se w16cid w16 w16cex w16sdtdh w16sdtfl w16du wp14">
+<w:footnotes xmlns:wpc="http://schemas.microsoft.com/office/word/2010/wordprocessingCanvas" xmlns:cx="http://schemas.microsoft.com/office/drawing/2014/chartex" xmlns:cx1="http://schemas.microsoft.com/office/drawing/2015/9/8/chartex" xmlns:cx2="http://schemas.microsoft.com/office/drawing/2015/10/21/chartex" xmlns:cx3="http://schemas.microsoft.com/office/drawing/2016/5/9/chartex" xmlns:cx4="http://schemas.microsoft.com/office/drawing/2016/5/10/chartex" xmlns:cx5="http://schemas.microsoft.com/office/drawing/2016/5/11/chartex" xmlns:cx6="http://schemas.microsoft.com/office/drawing/2016/5/12/chartex" xmlns:cx7="http://schemas.microsoft.com/office/drawing/2016/5/13/chartex" xmlns:cx8="http://schemas.microsoft.com/office/drawing/2016/5/14/chartex" xmlns:mc="http://schemas.openxmlformats.org/markup-compatibility/2006" xmlns:aink="http://schemas.microsoft.com/office/drawing/2016/ink" xmlns:am3d="http://schemas.microsoft.com/office/drawing/2017/model3d" xmlns:o="urn:schemas-microsoft-com:office:office" xmlns:oel="http://schemas.microsoft.com/office/2019/extlst" xmlns:r="http://schemas.openxmlformats.org/officeDocument/2006/relationships" xmlns:m="http://schemas.openxmlformats.org/officeDocument/2006/math" xmlns:v="urn:schemas-microsoft-com:vml" xmlns:wp14="http://schemas.microsoft.com/office/word/2010/wordprocessingDrawing" xmlns:wp="http://schemas.openxmlformats.org/drawingml/2006/wordprocessingDrawing" xmlns:w10="urn:schemas-microsoft-com:office:word" xmlns:w="http://schemas.openxmlformats.org/wordprocessingml/2006/main" xmlns:w14="http://schemas.microsoft.com/office/word/2010/wordml" xmlns:w15="http://schemas.microsoft.com/office/word/2012/wordml" xmlns:w16cex="http://schemas.microsoft.com/office/word/2018/wordml/cex" xmlns:w16cid="http://schemas.microsoft.com/office/word/2016/wordml/cid" xmlns:w16="http://schemas.microsoft.com/office/word/2018/wordml" xmlns:w16du="http://schemas.microsoft.com/office/word/2023/wordml/word16du" xmlns:w16sdtdh="http://schemas.microsoft.com/office/word/2020/wordml/sdtdatahash" xmlns:w16sdtfl="http://schemas.microsoft.com/office/word/2024/wordml/sdtformatlock" xmlns:w16se="http://schemas.microsoft.com/office/word/2015/wordml/symex" xmlns:wpg="http://schemas.microsoft.com/office/word/2010/wordprocessingGroup" xmlns:wpi="http://schemas.microsoft.com/office/word/2010/wordprocessingInk" xmlns:wne="http://schemas.microsoft.com/office/word/2006/wordml" xmlns:wps="http://schemas.microsoft.com/office/word/2010/wordprocessingShape" mc:Ignorable="w14 w15 w16se w16cid w16 w16cex w16sdtdh w16sdtfl w16du wp14">
   <w:footnote w:type="separator" w:id="-1">
     <w:p>
       <w:pPr>
@@ -4624,7 +4963,7 @@
 </file>
 
 <file path=word/header1.xml><?xml version="1.0" encoding="utf-8"?>
-<w:hdr xmlns:wpc="http://schemas.microsoft.com/office/word/2010/wordprocessingCanvas" xmlns:cx="http://schemas.microsoft.com/office/drawing/2014/chartex" xmlns:cx1="http://schemas.microsoft.com/office/drawing/2015/9/8/chartex" xmlns:cx2="http://schemas.microsoft.com/office/drawing/2015/10/21/chartex" xmlns:cx3="http://schemas.microsoft.com/office/drawing/2016/5/9/chartex" xmlns:cx4="http://schemas.microsoft.com/office/drawing/2016/5/10/chartex" xmlns:cx5="http://schemas.microsoft.com/office/drawing/2016/5/11/chartex" xmlns:cx6="http://schemas.microsoft.com/office/drawing/2016/5/12/chartex" xmlns:cx7="http://schemas.microsoft.com/office/drawing/2016/5/13/chartex" xmlns:cx8="http://schemas.microsoft.com/office/drawing/2016/5/14/chartex" xmlns:mc="http://schemas.openxmlformats.org/markup-compatibility/2006" xmlns:aink="http://schemas.microsoft.com/office/drawing/2016/ink" xmlns:am3d="http://schemas.microsoft.com/office/drawing/2017/model3d" xmlns:o="urn:schemas-microsoft-com:office:office" xmlns:oel="http://schemas.microsoft.com/office/2019/extlst" xmlns:r="http://schemas.openxmlformats.org/officeDocument/2006/relationships" xmlns:m="http://schemas.openxmlformats.org/officeDocument/2006/math" xmlns:v="urn:schemas-microsoft-com:vml" xmlns:wp14="http://schemas.microsoft.com/office/word/2010/wordprocessingDrawing" xmlns:wp="http://schemas.openxmlformats.org/drawingml/2006/wordprocessingDrawing" xmlns:w10="urn:schemas-microsoft-com:office:word" xmlns:w="http://schemas.openxmlformats.org/wordprocessingml/2006/main" xmlns:w14="http://schemas.microsoft.com/office/word/2010/wordml" xmlns:w15="http://schemas.microsoft.com/office/word/2012/wordml" xmlns:w16cei="http://schemas.microsoft.com/office/word/2026/wordml/cei" xmlns:w16cex="http://schemas.microsoft.com/office/word/2018/wordml/cex" xmlns:w16cid="http://schemas.microsoft.com/office/word/2016/wordml/cid" xmlns:w16="http://schemas.microsoft.com/office/word/2018/wordml" xmlns:w16du="http://schemas.microsoft.com/office/word/2023/wordml/word16du" xmlns:w16sdtdh="http://schemas.microsoft.com/office/word/2020/wordml/sdtdatahash" xmlns:w16sdtfl="http://schemas.microsoft.com/office/word/2024/wordml/sdtformatlock" xmlns:w16se="http://schemas.microsoft.com/office/word/2015/wordml/symex" xmlns:wpg="http://schemas.microsoft.com/office/word/2010/wordprocessingGroup" xmlns:wpi="http://schemas.microsoft.com/office/word/2010/wordprocessingInk" xmlns:wne="http://schemas.microsoft.com/office/word/2006/wordml" xmlns:wps="http://schemas.microsoft.com/office/word/2010/wordprocessingShape" mc:Ignorable="w14 w15 w16se w16cid w16 w16cex w16sdtdh w16sdtfl w16du wp14">
+<w:hdr xmlns:wpc="http://schemas.microsoft.com/office/word/2010/wordprocessingCanvas" xmlns:cx="http://schemas.microsoft.com/office/drawing/2014/chartex" xmlns:cx1="http://schemas.microsoft.com/office/drawing/2015/9/8/chartex" xmlns:cx2="http://schemas.microsoft.com/office/drawing/2015/10/21/chartex" xmlns:cx3="http://schemas.microsoft.com/office/drawing/2016/5/9/chartex" xmlns:cx4="http://schemas.microsoft.com/office/drawing/2016/5/10/chartex" xmlns:cx5="http://schemas.microsoft.com/office/drawing/2016/5/11/chartex" xmlns:cx6="http://schemas.microsoft.com/office/drawing/2016/5/12/chartex" xmlns:cx7="http://schemas.microsoft.com/office/drawing/2016/5/13/chartex" xmlns:cx8="http://schemas.microsoft.com/office/drawing/2016/5/14/chartex" xmlns:mc="http://schemas.openxmlformats.org/markup-compatibility/2006" xmlns:aink="http://schemas.microsoft.com/office/drawing/2016/ink" xmlns:am3d="http://schemas.microsoft.com/office/drawing/2017/model3d" xmlns:o="urn:schemas-microsoft-com:office:office" xmlns:oel="http://schemas.microsoft.com/office/2019/extlst" xmlns:r="http://schemas.openxmlformats.org/officeDocument/2006/relationships" xmlns:m="http://schemas.openxmlformats.org/officeDocument/2006/math" xmlns:v="urn:schemas-microsoft-com:vml" xmlns:wp14="http://schemas.microsoft.com/office/word/2010/wordprocessingDrawing" xmlns:wp="http://schemas.openxmlformats.org/drawingml/2006/wordprocessingDrawing" xmlns:w10="urn:schemas-microsoft-com:office:word" xmlns:w="http://schemas.openxmlformats.org/wordprocessingml/2006/main" xmlns:w14="http://schemas.microsoft.com/office/word/2010/wordml" xmlns:w15="http://schemas.microsoft.com/office/word/2012/wordml" xmlns:w16cex="http://schemas.microsoft.com/office/word/2018/wordml/cex" xmlns:w16cid="http://schemas.microsoft.com/office/word/2016/wordml/cid" xmlns:w16="http://schemas.microsoft.com/office/word/2018/wordml" xmlns:w16du="http://schemas.microsoft.com/office/word/2023/wordml/word16du" xmlns:w16sdtdh="http://schemas.microsoft.com/office/word/2020/wordml/sdtdatahash" xmlns:w16sdtfl="http://schemas.microsoft.com/office/word/2024/wordml/sdtformatlock" xmlns:w16se="http://schemas.microsoft.com/office/word/2015/wordml/symex" xmlns:wpg="http://schemas.microsoft.com/office/word/2010/wordprocessingGroup" xmlns:wpi="http://schemas.microsoft.com/office/word/2010/wordprocessingInk" xmlns:wne="http://schemas.microsoft.com/office/word/2006/wordml" xmlns:wps="http://schemas.microsoft.com/office/word/2010/wordprocessingShape" mc:Ignorable="w14 w15 w16se w16cid w16 w16cex w16sdtdh w16sdtfl w16du wp14">
   <w:p>
     <w:pPr>
       <w:pStyle w:val="a5"/>
@@ -4636,86 +4975,14 @@
         <w:color w:val="666666"/>
         <w:sz w:val="16"/>
       </w:rPr>
-      <w:t xml:space="preserve">PMO </w:t>
-    </w:r>
-    <w:proofErr w:type="gramStart"/>
-    <w:r>
-      <w:rPr>
-        <w:rFonts w:eastAsia="Arial"/>
-        <w:color w:val="666666"/>
-        <w:sz w:val="16"/>
-      </w:rPr>
-      <w:t>Hub  |</w:t>
-    </w:r>
-    <w:proofErr w:type="gramEnd"/>
-    <w:r>
-      <w:rPr>
-        <w:rFonts w:eastAsia="Arial"/>
-        <w:color w:val="666666"/>
-        <w:sz w:val="16"/>
-      </w:rPr>
-      <w:t xml:space="preserve">  </w:t>
-    </w:r>
-    <w:proofErr w:type="spellStart"/>
-    <w:r>
-      <w:rPr>
-        <w:rFonts w:eastAsia="Arial"/>
-        <w:color w:val="666666"/>
-        <w:sz w:val="16"/>
-      </w:rPr>
-      <w:t>Детальна</w:t>
-    </w:r>
-    <w:proofErr w:type="spellEnd"/>
-    <w:r>
-      <w:rPr>
-        <w:rFonts w:eastAsia="Arial"/>
-        <w:color w:val="666666"/>
-        <w:sz w:val="16"/>
-      </w:rPr>
-      <w:t xml:space="preserve"> </w:t>
-    </w:r>
-    <w:proofErr w:type="spellStart"/>
-    <w:r>
-      <w:rPr>
-        <w:rFonts w:eastAsia="Arial"/>
-        <w:color w:val="666666"/>
-        <w:sz w:val="16"/>
-      </w:rPr>
-      <w:t>інструкція</w:t>
-    </w:r>
-    <w:proofErr w:type="spellEnd"/>
-    <w:r>
-      <w:rPr>
-        <w:rFonts w:eastAsia="Arial"/>
-        <w:color w:val="666666"/>
-        <w:sz w:val="16"/>
-      </w:rPr>
-      <w:t xml:space="preserve"> </w:t>
-    </w:r>
-    <w:proofErr w:type="spellStart"/>
-    <w:r>
-      <w:rPr>
-        <w:rFonts w:eastAsia="Arial"/>
-        <w:color w:val="666666"/>
-        <w:sz w:val="16"/>
-      </w:rPr>
-      <w:t>користувача</w:t>
-    </w:r>
-    <w:proofErr w:type="spellEnd"/>
-    <w:r>
-      <w:rPr>
-        <w:rFonts w:eastAsia="Arial"/>
-        <w:color w:val="666666"/>
-        <w:sz w:val="16"/>
-      </w:rPr>
-      <w:t xml:space="preserve"> PMO Hub</w:t>
+      <w:t>PMO Hub  |  Детальна інструкція користувача PMO Hub</w:t>
     </w:r>
   </w:p>
 </w:hdr>
 </file>
 
 <file path=word/numbering.xml><?xml version="1.0" encoding="utf-8"?>
-<w:numbering xmlns:wpc="http://schemas.microsoft.com/office/word/2010/wordprocessingCanvas" xmlns:cx="http://schemas.microsoft.com/office/drawing/2014/chartex" xmlns:cx1="http://schemas.microsoft.com/office/drawing/2015/9/8/chartex" xmlns:cx2="http://schemas.microsoft.com/office/drawing/2015/10/21/chartex" xmlns:cx3="http://schemas.microsoft.com/office/drawing/2016/5/9/chartex" xmlns:cx4="http://schemas.microsoft.com/office/drawing/2016/5/10/chartex" xmlns:cx5="http://schemas.microsoft.com/office/drawing/2016/5/11/chartex" xmlns:cx6="http://schemas.microsoft.com/office/drawing/2016/5/12/chartex" xmlns:cx7="http://schemas.microsoft.com/office/drawing/2016/5/13/chartex" xmlns:cx8="http://schemas.microsoft.com/office/drawing/2016/5/14/chartex" xmlns:mc="http://schemas.openxmlformats.org/markup-compatibility/2006" xmlns:aink="http://schemas.microsoft.com/office/drawing/2016/ink" xmlns:am3d="http://schemas.microsoft.com/office/drawing/2017/model3d" xmlns:o="urn:schemas-microsoft-com:office:office" xmlns:oel="http://schemas.microsoft.com/office/2019/extlst" xmlns:r="http://schemas.openxmlformats.org/officeDocument/2006/relationships" xmlns:m="http://schemas.openxmlformats.org/officeDocument/2006/math" xmlns:v="urn:schemas-microsoft-com:vml" xmlns:wp14="http://schemas.microsoft.com/office/word/2010/wordprocessingDrawing" xmlns:wp="http://schemas.openxmlformats.org/drawingml/2006/wordprocessingDrawing" xmlns:w10="urn:schemas-microsoft-com:office:word" xmlns:w="http://schemas.openxmlformats.org/wordprocessingml/2006/main" xmlns:w14="http://schemas.microsoft.com/office/word/2010/wordml" xmlns:w15="http://schemas.microsoft.com/office/word/2012/wordml" xmlns:w16cei="http://schemas.microsoft.com/office/word/2026/wordml/cei" xmlns:w16cex="http://schemas.microsoft.com/office/word/2018/wordml/cex" xmlns:w16cid="http://schemas.microsoft.com/office/word/2016/wordml/cid" xmlns:w16="http://schemas.microsoft.com/office/word/2018/wordml" xmlns:w16du="http://schemas.microsoft.com/office/word/2023/wordml/word16du" xmlns:w16sdtdh="http://schemas.microsoft.com/office/word/2020/wordml/sdtdatahash" xmlns:w16sdtfl="http://schemas.microsoft.com/office/word/2024/wordml/sdtformatlock" xmlns:w16se="http://schemas.microsoft.com/office/word/2015/wordml/symex" xmlns:wpg="http://schemas.microsoft.com/office/word/2010/wordprocessingGroup" xmlns:wpi="http://schemas.microsoft.com/office/word/2010/wordprocessingInk" xmlns:wne="http://schemas.microsoft.com/office/word/2006/wordml" xmlns:wps="http://schemas.microsoft.com/office/word/2010/wordprocessingShape" mc:Ignorable="w14 w15 w16se w16cid w16 w16cex w16sdtdh w16sdtfl w16du wp14">
+<w:numbering xmlns:wpc="http://schemas.microsoft.com/office/word/2010/wordprocessingCanvas" xmlns:cx="http://schemas.microsoft.com/office/drawing/2014/chartex" xmlns:cx1="http://schemas.microsoft.com/office/drawing/2015/9/8/chartex" xmlns:cx2="http://schemas.microsoft.com/office/drawing/2015/10/21/chartex" xmlns:cx3="http://schemas.microsoft.com/office/drawing/2016/5/9/chartex" xmlns:cx4="http://schemas.microsoft.com/office/drawing/2016/5/10/chartex" xmlns:cx5="http://schemas.microsoft.com/office/drawing/2016/5/11/chartex" xmlns:cx6="http://schemas.microsoft.com/office/drawing/2016/5/12/chartex" xmlns:cx7="http://schemas.microsoft.com/office/drawing/2016/5/13/chartex" xmlns:cx8="http://schemas.microsoft.com/office/drawing/2016/5/14/chartex" xmlns:mc="http://schemas.openxmlformats.org/markup-compatibility/2006" xmlns:aink="http://schemas.microsoft.com/office/drawing/2016/ink" xmlns:am3d="http://schemas.microsoft.com/office/drawing/2017/model3d" xmlns:o="urn:schemas-microsoft-com:office:office" xmlns:oel="http://schemas.microsoft.com/office/2019/extlst" xmlns:r="http://schemas.openxmlformats.org/officeDocument/2006/relationships" xmlns:m="http://schemas.openxmlformats.org/officeDocument/2006/math" xmlns:v="urn:schemas-microsoft-com:vml" xmlns:wp14="http://schemas.microsoft.com/office/word/2010/wordprocessingDrawing" xmlns:wp="http://schemas.openxmlformats.org/drawingml/2006/wordprocessingDrawing" xmlns:w10="urn:schemas-microsoft-com:office:word" xmlns:w="http://schemas.openxmlformats.org/wordprocessingml/2006/main" xmlns:w14="http://schemas.microsoft.com/office/word/2010/wordml" xmlns:w15="http://schemas.microsoft.com/office/word/2012/wordml" xmlns:w16cex="http://schemas.microsoft.com/office/word/2018/wordml/cex" xmlns:w16cid="http://schemas.microsoft.com/office/word/2016/wordml/cid" xmlns:w16="http://schemas.microsoft.com/office/word/2018/wordml" xmlns:w16du="http://schemas.microsoft.com/office/word/2023/wordml/word16du" xmlns:w16sdtdh="http://schemas.microsoft.com/office/word/2020/wordml/sdtdatahash" xmlns:w16sdtfl="http://schemas.microsoft.com/office/word/2024/wordml/sdtformatlock" xmlns:w16se="http://schemas.microsoft.com/office/word/2015/wordml/symex" xmlns:wpg="http://schemas.microsoft.com/office/word/2010/wordprocessingGroup" xmlns:wpi="http://schemas.microsoft.com/office/word/2010/wordprocessingInk" xmlns:wne="http://schemas.microsoft.com/office/word/2006/wordml" xmlns:wps="http://schemas.microsoft.com/office/word/2010/wordprocessingShape" mc:Ignorable="w14 w15 w16se w16cid w16 w16cex w16sdtdh w16sdtfl w16du wp14">
   <w:abstractNum w:abstractNumId="0" w15:restartNumberingAfterBreak="0">
     <w:nsid w:val="FFFFFF7C"/>
     <w:multiLevelType w:val="singleLevel"/>
@@ -16328,6 +16595,19 @@
       <w:u w:val="single"/>
     </w:rPr>
   </w:style>
+  <w:style w:type="paragraph" w:styleId="3f">
+    <w:name w:val="toc 3"/>
+    <w:basedOn w:val="a1"/>
+    <w:next w:val="a1"/>
+    <w:autoRedefine/>
+    <w:uiPriority w:val="39"/>
+    <w:unhideWhenUsed/>
+    <w:rsid w:val="006D4A92"/>
+    <w:pPr>
+      <w:spacing w:after="100"/>
+      <w:ind w:left="400"/>
+    </w:pPr>
+  </w:style>
 </w:styles>
 </file>
 

--- a/documentation/word/03_Детальна_інструкція_користувача.docx
+++ b/documentation/word/03_Детальна_інструкція_користувача.docx
@@ -185,7 +185,7 @@
           </w:tcPr>
           <w:p>
             <w:r>
-              <w:t>As built 02.10.2026</w:t>
+              <w:t>As built 06.10.2026</w:t>
             </w:r>
           </w:p>
         </w:tc>
@@ -228,7 +228,7 @@
           </w:tcPr>
           <w:p>
             <w:r>
-              <w:t>2.1</w:t>
+              <w:t>2.3</w:t>
             </w:r>
           </w:p>
         </w:tc>
@@ -273,7 +273,7 @@
           </w:tcPr>
           <w:p>
             <w:r>
-              <w:t>02.10.2026</w:t>
+              <w:t>06.10.2026</w:t>
             </w:r>
           </w:p>
         </w:tc>
@@ -485,7 +485,7 @@
       <w:pPr>
         <w:pStyle w:val="1"/>
       </w:pPr>
-      <w:bookmarkStart w:id="0" w:name="_Toc241864913"/>
+      <w:bookmarkStart w:id="0" w:name="_Toc242178500"/>
       <w:r>
         <w:lastRenderedPageBreak/>
         <w:t>Зміст</w:t>
@@ -517,7 +517,7 @@
       <w:r>
         <w:fldChar w:fldCharType="separate"/>
       </w:r>
-      <w:hyperlink w:anchor="_Toc241864913" w:history="1">
+      <w:hyperlink w:anchor="_Toc242178500" w:history="1">
         <w:r>
           <w:rPr>
             <w:rStyle w:val="affa"/>
@@ -544,7 +544,7 @@
             <w:noProof/>
             <w:webHidden/>
           </w:rPr>
-          <w:instrText xml:space="preserve"> PAGEREF _Toc241864913 \h </w:instrText>
+          <w:instrText xml:space="preserve"> PAGEREF _Toc242178500 \h </w:instrText>
         </w:r>
         <w:r>
           <w:rPr>
@@ -591,7 +591,7 @@
           <w14:ligatures w14:val="standardContextual"/>
         </w:rPr>
       </w:pPr>
-      <w:hyperlink w:anchor="_Toc241864914" w:history="1">
+      <w:hyperlink w:anchor="_Toc242178501" w:history="1">
         <w:r>
           <w:rPr>
             <w:rStyle w:val="affa"/>
@@ -618,7 +618,7 @@
             <w:noProof/>
             <w:webHidden/>
           </w:rPr>
-          <w:instrText xml:space="preserve"> PAGEREF _Toc241864914 \h </w:instrText>
+          <w:instrText xml:space="preserve"> PAGEREF _Toc242178501 \h </w:instrText>
         </w:r>
         <w:r>
           <w:rPr>
@@ -665,7 +665,7 @@
           <w14:ligatures w14:val="standardContextual"/>
         </w:rPr>
       </w:pPr>
-      <w:hyperlink w:anchor="_Toc241864915" w:history="1">
+      <w:hyperlink w:anchor="_Toc242178502" w:history="1">
         <w:r>
           <w:rPr>
             <w:rStyle w:val="affa"/>
@@ -692,7 +692,7 @@
             <w:noProof/>
             <w:webHidden/>
           </w:rPr>
-          <w:instrText xml:space="preserve"> PAGEREF _Toc241864915 \h </w:instrText>
+          <w:instrText xml:space="preserve"> PAGEREF _Toc242178502 \h </w:instrText>
         </w:r>
         <w:r>
           <w:rPr>
@@ -739,7 +739,7 @@
           <w14:ligatures w14:val="standardContextual"/>
         </w:rPr>
       </w:pPr>
-      <w:hyperlink w:anchor="_Toc241864916" w:history="1">
+      <w:hyperlink w:anchor="_Toc242178503" w:history="1">
         <w:r>
           <w:rPr>
             <w:rStyle w:val="affa"/>
@@ -766,7 +766,7 @@
             <w:noProof/>
             <w:webHidden/>
           </w:rPr>
-          <w:instrText xml:space="preserve"> PAGEREF _Toc241864916 \h </w:instrText>
+          <w:instrText xml:space="preserve"> PAGEREF _Toc242178503 \h </w:instrText>
         </w:r>
         <w:r>
           <w:rPr>
@@ -813,7 +813,7 @@
           <w14:ligatures w14:val="standardContextual"/>
         </w:rPr>
       </w:pPr>
-      <w:hyperlink w:anchor="_Toc241864917" w:history="1">
+      <w:hyperlink w:anchor="_Toc242178504" w:history="1">
         <w:r>
           <w:rPr>
             <w:rStyle w:val="affa"/>
@@ -840,7 +840,7 @@
             <w:noProof/>
             <w:webHidden/>
           </w:rPr>
-          <w:instrText xml:space="preserve"> PAGEREF _Toc241864917 \h </w:instrText>
+          <w:instrText xml:space="preserve"> PAGEREF _Toc242178504 \h </w:instrText>
         </w:r>
         <w:r>
           <w:rPr>
@@ -887,7 +887,7 @@
           <w14:ligatures w14:val="standardContextual"/>
         </w:rPr>
       </w:pPr>
-      <w:hyperlink w:anchor="_Toc241864918" w:history="1">
+      <w:hyperlink w:anchor="_Toc242178505" w:history="1">
         <w:r>
           <w:rPr>
             <w:rStyle w:val="affa"/>
@@ -914,7 +914,7 @@
             <w:noProof/>
             <w:webHidden/>
           </w:rPr>
-          <w:instrText xml:space="preserve"> PAGEREF _Toc241864918 \h </w:instrText>
+          <w:instrText xml:space="preserve"> PAGEREF _Toc242178505 \h </w:instrText>
         </w:r>
         <w:r>
           <w:rPr>
@@ -961,7 +961,7 @@
           <w14:ligatures w14:val="standardContextual"/>
         </w:rPr>
       </w:pPr>
-      <w:hyperlink w:anchor="_Toc241864919" w:history="1">
+      <w:hyperlink w:anchor="_Toc242178506" w:history="1">
         <w:r>
           <w:rPr>
             <w:rStyle w:val="affa"/>
@@ -988,7 +988,7 @@
             <w:noProof/>
             <w:webHidden/>
           </w:rPr>
-          <w:instrText xml:space="preserve"> PAGEREF _Toc241864919 \h </w:instrText>
+          <w:instrText xml:space="preserve"> PAGEREF _Toc242178506 \h </w:instrText>
         </w:r>
         <w:r>
           <w:rPr>
@@ -1035,7 +1035,7 @@
           <w14:ligatures w14:val="standardContextual"/>
         </w:rPr>
       </w:pPr>
-      <w:hyperlink w:anchor="_Toc241864920" w:history="1">
+      <w:hyperlink w:anchor="_Toc242178507" w:history="1">
         <w:r>
           <w:rPr>
             <w:rStyle w:val="affa"/>
@@ -1062,7 +1062,7 @@
             <w:noProof/>
             <w:webHidden/>
           </w:rPr>
-          <w:instrText xml:space="preserve"> PAGEREF _Toc241864920 \h </w:instrText>
+          <w:instrText xml:space="preserve"> PAGEREF _Toc242178507 \h </w:instrText>
         </w:r>
         <w:r>
           <w:rPr>
@@ -1095,7 +1095,7 @@
     </w:p>
     <w:p>
       <w:pPr>
-        <w:pStyle w:val="1d"/>
+        <w:pStyle w:val="2f1"/>
         <w:tabs>
           <w:tab w:val="right" w:leader="dot" w:pos="10076"/>
         </w:tabs>
@@ -1109,13 +1109,13 @@
           <w14:ligatures w14:val="standardContextual"/>
         </w:rPr>
       </w:pPr>
-      <w:hyperlink w:anchor="_Toc241864921" w:history="1">
+      <w:hyperlink w:anchor="_Toc242178508" w:history="1">
         <w:r>
           <w:rPr>
             <w:rStyle w:val="affa"/>
             <w:noProof/>
           </w:rPr>
-          <w:t>7 Квартальна картка</w:t>
+          <w:t>6.1 Пов’язані ініціативи</w:t>
         </w:r>
         <w:r>
           <w:rPr>
@@ -1136,7 +1136,7 @@
             <w:noProof/>
             <w:webHidden/>
           </w:rPr>
-          <w:instrText xml:space="preserve"> PAGEREF _Toc241864921 \h </w:instrText>
+          <w:instrText xml:space="preserve"> PAGEREF _Toc242178508 \h </w:instrText>
         </w:r>
         <w:r>
           <w:rPr>
@@ -1169,7 +1169,7 @@
     </w:p>
     <w:p>
       <w:pPr>
-        <w:pStyle w:val="2f1"/>
+        <w:pStyle w:val="1d"/>
         <w:tabs>
           <w:tab w:val="right" w:leader="dot" w:pos="10076"/>
         </w:tabs>
@@ -1183,13 +1183,13 @@
           <w14:ligatures w14:val="standardContextual"/>
         </w:rPr>
       </w:pPr>
-      <w:hyperlink w:anchor="_Toc241864922" w:history="1">
+      <w:hyperlink w:anchor="_Toc242178509" w:history="1">
         <w:r>
           <w:rPr>
             <w:rStyle w:val="affa"/>
             <w:noProof/>
           </w:rPr>
-          <w:t>7.1 Створення</w:t>
+          <w:t>7 Квартальна картка</w:t>
         </w:r>
         <w:r>
           <w:rPr>
@@ -1210,7 +1210,7 @@
             <w:noProof/>
             <w:webHidden/>
           </w:rPr>
-          <w:instrText xml:space="preserve"> PAGEREF _Toc241864922 \h </w:instrText>
+          <w:instrText xml:space="preserve"> PAGEREF _Toc242178509 \h </w:instrText>
         </w:r>
         <w:r>
           <w:rPr>
@@ -1257,13 +1257,13 @@
           <w14:ligatures w14:val="standardContextual"/>
         </w:rPr>
       </w:pPr>
-      <w:hyperlink w:anchor="_Toc241864923" w:history="1">
+      <w:hyperlink w:anchor="_Toc242178510" w:history="1">
         <w:r>
           <w:rPr>
             <w:rStyle w:val="affa"/>
             <w:noProof/>
           </w:rPr>
-          <w:t>7.2 Обсяг робіт</w:t>
+          <w:t>7.1 Створення</w:t>
         </w:r>
         <w:r>
           <w:rPr>
@@ -1284,7 +1284,7 @@
             <w:noProof/>
             <w:webHidden/>
           </w:rPr>
-          <w:instrText xml:space="preserve"> PAGEREF _Toc241864923 \h </w:instrText>
+          <w:instrText xml:space="preserve"> PAGEREF _Toc242178510 \h </w:instrText>
         </w:r>
         <w:r>
           <w:rPr>
@@ -1331,13 +1331,13 @@
           <w14:ligatures w14:val="standardContextual"/>
         </w:rPr>
       </w:pPr>
-      <w:hyperlink w:anchor="_Toc241864924" w:history="1">
+      <w:hyperlink w:anchor="_Toc242178511" w:history="1">
         <w:r>
           <w:rPr>
             <w:rStyle w:val="affa"/>
             <w:noProof/>
           </w:rPr>
-          <w:t>7.3 Групування та порядок завдань</w:t>
+          <w:t>7.2 Обсяг робіт</w:t>
         </w:r>
         <w:r>
           <w:rPr>
@@ -1358,7 +1358,7 @@
             <w:noProof/>
             <w:webHidden/>
           </w:rPr>
-          <w:instrText xml:space="preserve"> PAGEREF _Toc241864924 \h </w:instrText>
+          <w:instrText xml:space="preserve"> PAGEREF _Toc242178511 \h </w:instrText>
         </w:r>
         <w:r>
           <w:rPr>
@@ -1391,7 +1391,7 @@
     </w:p>
     <w:p>
       <w:pPr>
-        <w:pStyle w:val="3f"/>
+        <w:pStyle w:val="2f1"/>
         <w:tabs>
           <w:tab w:val="right" w:leader="dot" w:pos="10076"/>
         </w:tabs>
@@ -1405,13 +1405,13 @@
           <w14:ligatures w14:val="standardContextual"/>
         </w:rPr>
       </w:pPr>
-      <w:hyperlink w:anchor="_Toc241864925" w:history="1">
+      <w:hyperlink w:anchor="_Toc242178512" w:history="1">
         <w:r>
           <w:rPr>
             <w:rStyle w:val="affa"/>
             <w:noProof/>
           </w:rPr>
-          <w:t>7.3.1 Створення та вибір групи</w:t>
+          <w:t>7.3 Групування та порядок завдань</w:t>
         </w:r>
         <w:r>
           <w:rPr>
@@ -1432,229 +1432,7 @@
             <w:noProof/>
             <w:webHidden/>
           </w:rPr>
-          <w:instrText xml:space="preserve"> PAGEREF _Toc241864925 \h </w:instrText>
-        </w:r>
-        <w:r>
-          <w:rPr>
-            <w:noProof/>
-            <w:webHidden/>
-          </w:rPr>
-        </w:r>
-        <w:r>
-          <w:rPr>
-            <w:noProof/>
-            <w:webHidden/>
-          </w:rPr>
-          <w:fldChar w:fldCharType="separate"/>
-        </w:r>
-        <w:r>
-          <w:rPr>
-            <w:noProof/>
-            <w:webHidden/>
-          </w:rPr>
-          <w:t>8</w:t>
-        </w:r>
-        <w:r>
-          <w:rPr>
-            <w:noProof/>
-            <w:webHidden/>
-          </w:rPr>
-          <w:fldChar w:fldCharType="end"/>
-        </w:r>
-      </w:hyperlink>
-    </w:p>
-    <w:p>
-      <w:pPr>
-        <w:pStyle w:val="3f"/>
-        <w:tabs>
-          <w:tab w:val="right" w:leader="dot" w:pos="10076"/>
-        </w:tabs>
-        <w:rPr>
-          <w:rFonts w:asciiTheme="minorHAnsi" w:hAnsiTheme="minorHAnsi"/>
-          <w:noProof/>
-          <w:kern w:val="2"/>
-          <w:sz w:val="24"/>
-          <w:szCs w:val="24"/>
-          <w:lang w:val="uk-UA" w:eastAsia="uk-UA"/>
-          <w14:ligatures w14:val="standardContextual"/>
-        </w:rPr>
-      </w:pPr>
-      <w:hyperlink w:anchor="_Toc241864926" w:history="1">
-        <w:r>
-          <w:rPr>
-            <w:rStyle w:val="affa"/>
-            <w:noProof/>
-          </w:rPr>
-          <w:t>7.3.2 Порядок і розформування</w:t>
-        </w:r>
-        <w:r>
-          <w:rPr>
-            <w:noProof/>
-            <w:webHidden/>
-          </w:rPr>
-          <w:tab/>
-        </w:r>
-        <w:r>
-          <w:rPr>
-            <w:noProof/>
-            <w:webHidden/>
-          </w:rPr>
-          <w:fldChar w:fldCharType="begin"/>
-        </w:r>
-        <w:r>
-          <w:rPr>
-            <w:noProof/>
-            <w:webHidden/>
-          </w:rPr>
-          <w:instrText xml:space="preserve"> PAGEREF _Toc241864926 \h </w:instrText>
-        </w:r>
-        <w:r>
-          <w:rPr>
-            <w:noProof/>
-            <w:webHidden/>
-          </w:rPr>
-        </w:r>
-        <w:r>
-          <w:rPr>
-            <w:noProof/>
-            <w:webHidden/>
-          </w:rPr>
-          <w:fldChar w:fldCharType="separate"/>
-        </w:r>
-        <w:r>
-          <w:rPr>
-            <w:noProof/>
-            <w:webHidden/>
-          </w:rPr>
-          <w:t>8</w:t>
-        </w:r>
-        <w:r>
-          <w:rPr>
-            <w:noProof/>
-            <w:webHidden/>
-          </w:rPr>
-          <w:fldChar w:fldCharType="end"/>
-        </w:r>
-      </w:hyperlink>
-    </w:p>
-    <w:p>
-      <w:pPr>
-        <w:pStyle w:val="3f"/>
-        <w:tabs>
-          <w:tab w:val="right" w:leader="dot" w:pos="10076"/>
-        </w:tabs>
-        <w:rPr>
-          <w:rFonts w:asciiTheme="minorHAnsi" w:hAnsiTheme="minorHAnsi"/>
-          <w:noProof/>
-          <w:kern w:val="2"/>
-          <w:sz w:val="24"/>
-          <w:szCs w:val="24"/>
-          <w:lang w:val="uk-UA" w:eastAsia="uk-UA"/>
-          <w14:ligatures w14:val="standardContextual"/>
-        </w:rPr>
-      </w:pPr>
-      <w:hyperlink w:anchor="_Toc241864927" w:history="1">
-        <w:r>
-          <w:rPr>
-            <w:rStyle w:val="affa"/>
-            <w:noProof/>
-          </w:rPr>
-          <w:t>7.3.3 Нумерація і статус групи</w:t>
-        </w:r>
-        <w:r>
-          <w:rPr>
-            <w:noProof/>
-            <w:webHidden/>
-          </w:rPr>
-          <w:tab/>
-        </w:r>
-        <w:r>
-          <w:rPr>
-            <w:noProof/>
-            <w:webHidden/>
-          </w:rPr>
-          <w:fldChar w:fldCharType="begin"/>
-        </w:r>
-        <w:r>
-          <w:rPr>
-            <w:noProof/>
-            <w:webHidden/>
-          </w:rPr>
-          <w:instrText xml:space="preserve"> PAGEREF _Toc241864927 \h </w:instrText>
-        </w:r>
-        <w:r>
-          <w:rPr>
-            <w:noProof/>
-            <w:webHidden/>
-          </w:rPr>
-        </w:r>
-        <w:r>
-          <w:rPr>
-            <w:noProof/>
-            <w:webHidden/>
-          </w:rPr>
-          <w:fldChar w:fldCharType="separate"/>
-        </w:r>
-        <w:r>
-          <w:rPr>
-            <w:noProof/>
-            <w:webHidden/>
-          </w:rPr>
-          <w:t>8</w:t>
-        </w:r>
-        <w:r>
-          <w:rPr>
-            <w:noProof/>
-            <w:webHidden/>
-          </w:rPr>
-          <w:fldChar w:fldCharType="end"/>
-        </w:r>
-      </w:hyperlink>
-    </w:p>
-    <w:p>
-      <w:pPr>
-        <w:pStyle w:val="2f1"/>
-        <w:tabs>
-          <w:tab w:val="right" w:leader="dot" w:pos="10076"/>
-        </w:tabs>
-        <w:rPr>
-          <w:rFonts w:asciiTheme="minorHAnsi" w:hAnsiTheme="minorHAnsi"/>
-          <w:noProof/>
-          <w:kern w:val="2"/>
-          <w:sz w:val="24"/>
-          <w:szCs w:val="24"/>
-          <w:lang w:val="uk-UA" w:eastAsia="uk-UA"/>
-          <w14:ligatures w14:val="standardContextual"/>
-        </w:rPr>
-      </w:pPr>
-      <w:hyperlink w:anchor="_Toc241864928" w:history="1">
-        <w:r>
-          <w:rPr>
-            <w:rStyle w:val="affa"/>
-            <w:noProof/>
-          </w:rPr>
-          <w:t>7.4 Перенесення, копіювання і продовження</w:t>
-        </w:r>
-        <w:r>
-          <w:rPr>
-            <w:noProof/>
-            <w:webHidden/>
-          </w:rPr>
-          <w:tab/>
-        </w:r>
-        <w:r>
-          <w:rPr>
-            <w:noProof/>
-            <w:webHidden/>
-          </w:rPr>
-          <w:fldChar w:fldCharType="begin"/>
-        </w:r>
-        <w:r>
-          <w:rPr>
-            <w:noProof/>
-            <w:webHidden/>
-          </w:rPr>
-          <w:instrText xml:space="preserve"> PAGEREF _Toc241864928 \h </w:instrText>
+          <w:instrText xml:space="preserve"> PAGEREF _Toc242178512 \h </w:instrText>
         </w:r>
         <w:r>
           <w:rPr>
@@ -1687,7 +1465,7 @@
     </w:p>
     <w:p>
       <w:pPr>
-        <w:pStyle w:val="1d"/>
+        <w:pStyle w:val="3f"/>
         <w:tabs>
           <w:tab w:val="right" w:leader="dot" w:pos="10076"/>
         </w:tabs>
@@ -1701,13 +1479,13 @@
           <w14:ligatures w14:val="standardContextual"/>
         </w:rPr>
       </w:pPr>
-      <w:hyperlink w:anchor="_Toc241864929" w:history="1">
+      <w:hyperlink w:anchor="_Toc242178513" w:history="1">
         <w:r>
           <w:rPr>
             <w:rStyle w:val="affa"/>
             <w:noProof/>
           </w:rPr>
-          <w:t>8 Архів</w:t>
+          <w:t>7.3.1 Створення та вибір групи</w:t>
         </w:r>
         <w:r>
           <w:rPr>
@@ -1728,7 +1506,7 @@
             <w:noProof/>
             <w:webHidden/>
           </w:rPr>
-          <w:instrText xml:space="preserve"> PAGEREF _Toc241864929 \h </w:instrText>
+          <w:instrText xml:space="preserve"> PAGEREF _Toc242178513 \h </w:instrText>
         </w:r>
         <w:r>
           <w:rPr>
@@ -1761,7 +1539,7 @@
     </w:p>
     <w:p>
       <w:pPr>
-        <w:pStyle w:val="1d"/>
+        <w:pStyle w:val="3f"/>
         <w:tabs>
           <w:tab w:val="right" w:leader="dot" w:pos="10076"/>
         </w:tabs>
@@ -1775,13 +1553,13 @@
           <w14:ligatures w14:val="standardContextual"/>
         </w:rPr>
       </w:pPr>
-      <w:hyperlink w:anchor="_Toc241864930" w:history="1">
+      <w:hyperlink w:anchor="_Toc242178514" w:history="1">
         <w:r>
           <w:rPr>
             <w:rStyle w:val="affa"/>
             <w:noProof/>
           </w:rPr>
-          <w:t>9 Повідомлення і дії користувача</w:t>
+          <w:t>7.3.2 Порядок і розформування</w:t>
         </w:r>
         <w:r>
           <w:rPr>
@@ -1802,7 +1580,7 @@
             <w:noProof/>
             <w:webHidden/>
           </w:rPr>
-          <w:instrText xml:space="preserve"> PAGEREF _Toc241864930 \h </w:instrText>
+          <w:instrText xml:space="preserve"> PAGEREF _Toc242178514 \h </w:instrText>
         </w:r>
         <w:r>
           <w:rPr>
@@ -1834,6 +1612,302 @@
       </w:hyperlink>
     </w:p>
     <w:p>
+      <w:pPr>
+        <w:pStyle w:val="3f"/>
+        <w:tabs>
+          <w:tab w:val="right" w:leader="dot" w:pos="10076"/>
+        </w:tabs>
+        <w:rPr>
+          <w:rFonts w:asciiTheme="minorHAnsi" w:hAnsiTheme="minorHAnsi"/>
+          <w:noProof/>
+          <w:kern w:val="2"/>
+          <w:sz w:val="24"/>
+          <w:szCs w:val="24"/>
+          <w:lang w:val="uk-UA" w:eastAsia="uk-UA"/>
+          <w14:ligatures w14:val="standardContextual"/>
+        </w:rPr>
+      </w:pPr>
+      <w:hyperlink w:anchor="_Toc242178515" w:history="1">
+        <w:r>
+          <w:rPr>
+            <w:rStyle w:val="affa"/>
+            <w:noProof/>
+          </w:rPr>
+          <w:t>7.3.3 Нумерація і статус групи</w:t>
+        </w:r>
+        <w:r>
+          <w:rPr>
+            <w:noProof/>
+            <w:webHidden/>
+          </w:rPr>
+          <w:tab/>
+        </w:r>
+        <w:r>
+          <w:rPr>
+            <w:noProof/>
+            <w:webHidden/>
+          </w:rPr>
+          <w:fldChar w:fldCharType="begin"/>
+        </w:r>
+        <w:r>
+          <w:rPr>
+            <w:noProof/>
+            <w:webHidden/>
+          </w:rPr>
+          <w:instrText xml:space="preserve"> PAGEREF _Toc242178515 \h </w:instrText>
+        </w:r>
+        <w:r>
+          <w:rPr>
+            <w:noProof/>
+            <w:webHidden/>
+          </w:rPr>
+        </w:r>
+        <w:r>
+          <w:rPr>
+            <w:noProof/>
+            <w:webHidden/>
+          </w:rPr>
+          <w:fldChar w:fldCharType="separate"/>
+        </w:r>
+        <w:r>
+          <w:rPr>
+            <w:noProof/>
+            <w:webHidden/>
+          </w:rPr>
+          <w:t>9</w:t>
+        </w:r>
+        <w:r>
+          <w:rPr>
+            <w:noProof/>
+            <w:webHidden/>
+          </w:rPr>
+          <w:fldChar w:fldCharType="end"/>
+        </w:r>
+      </w:hyperlink>
+    </w:p>
+    <w:p>
+      <w:pPr>
+        <w:pStyle w:val="2f1"/>
+        <w:tabs>
+          <w:tab w:val="right" w:leader="dot" w:pos="10076"/>
+        </w:tabs>
+        <w:rPr>
+          <w:rFonts w:asciiTheme="minorHAnsi" w:hAnsiTheme="minorHAnsi"/>
+          <w:noProof/>
+          <w:kern w:val="2"/>
+          <w:sz w:val="24"/>
+          <w:szCs w:val="24"/>
+          <w:lang w:val="uk-UA" w:eastAsia="uk-UA"/>
+          <w14:ligatures w14:val="standardContextual"/>
+        </w:rPr>
+      </w:pPr>
+      <w:hyperlink w:anchor="_Toc242178516" w:history="1">
+        <w:r>
+          <w:rPr>
+            <w:rStyle w:val="affa"/>
+            <w:noProof/>
+          </w:rPr>
+          <w:t>7.4 Перенесення, копіювання і продовження</w:t>
+        </w:r>
+        <w:r>
+          <w:rPr>
+            <w:noProof/>
+            <w:webHidden/>
+          </w:rPr>
+          <w:tab/>
+        </w:r>
+        <w:r>
+          <w:rPr>
+            <w:noProof/>
+            <w:webHidden/>
+          </w:rPr>
+          <w:fldChar w:fldCharType="begin"/>
+        </w:r>
+        <w:r>
+          <w:rPr>
+            <w:noProof/>
+            <w:webHidden/>
+          </w:rPr>
+          <w:instrText xml:space="preserve"> PAGEREF _Toc242178516 \h </w:instrText>
+        </w:r>
+        <w:r>
+          <w:rPr>
+            <w:noProof/>
+            <w:webHidden/>
+          </w:rPr>
+        </w:r>
+        <w:r>
+          <w:rPr>
+            <w:noProof/>
+            <w:webHidden/>
+          </w:rPr>
+          <w:fldChar w:fldCharType="separate"/>
+        </w:r>
+        <w:r>
+          <w:rPr>
+            <w:noProof/>
+            <w:webHidden/>
+          </w:rPr>
+          <w:t>9</w:t>
+        </w:r>
+        <w:r>
+          <w:rPr>
+            <w:noProof/>
+            <w:webHidden/>
+          </w:rPr>
+          <w:fldChar w:fldCharType="end"/>
+        </w:r>
+      </w:hyperlink>
+    </w:p>
+    <w:p>
+      <w:pPr>
+        <w:pStyle w:val="1d"/>
+        <w:tabs>
+          <w:tab w:val="right" w:leader="dot" w:pos="10076"/>
+        </w:tabs>
+        <w:rPr>
+          <w:rFonts w:asciiTheme="minorHAnsi" w:hAnsiTheme="minorHAnsi"/>
+          <w:noProof/>
+          <w:kern w:val="2"/>
+          <w:sz w:val="24"/>
+          <w:szCs w:val="24"/>
+          <w:lang w:val="uk-UA" w:eastAsia="uk-UA"/>
+          <w14:ligatures w14:val="standardContextual"/>
+        </w:rPr>
+      </w:pPr>
+      <w:hyperlink w:anchor="_Toc242178517" w:history="1">
+        <w:r>
+          <w:rPr>
+            <w:rStyle w:val="affa"/>
+            <w:noProof/>
+          </w:rPr>
+          <w:t>8 Архів</w:t>
+        </w:r>
+        <w:r>
+          <w:rPr>
+            <w:noProof/>
+            <w:webHidden/>
+          </w:rPr>
+          <w:tab/>
+        </w:r>
+        <w:r>
+          <w:rPr>
+            <w:noProof/>
+            <w:webHidden/>
+          </w:rPr>
+          <w:fldChar w:fldCharType="begin"/>
+        </w:r>
+        <w:r>
+          <w:rPr>
+            <w:noProof/>
+            <w:webHidden/>
+          </w:rPr>
+          <w:instrText xml:space="preserve"> PAGEREF _Toc242178517 \h </w:instrText>
+        </w:r>
+        <w:r>
+          <w:rPr>
+            <w:noProof/>
+            <w:webHidden/>
+          </w:rPr>
+        </w:r>
+        <w:r>
+          <w:rPr>
+            <w:noProof/>
+            <w:webHidden/>
+          </w:rPr>
+          <w:fldChar w:fldCharType="separate"/>
+        </w:r>
+        <w:r>
+          <w:rPr>
+            <w:noProof/>
+            <w:webHidden/>
+          </w:rPr>
+          <w:t>10</w:t>
+        </w:r>
+        <w:r>
+          <w:rPr>
+            <w:noProof/>
+            <w:webHidden/>
+          </w:rPr>
+          <w:fldChar w:fldCharType="end"/>
+        </w:r>
+      </w:hyperlink>
+    </w:p>
+    <w:p>
+      <w:pPr>
+        <w:pStyle w:val="1d"/>
+        <w:tabs>
+          <w:tab w:val="right" w:leader="dot" w:pos="10076"/>
+        </w:tabs>
+        <w:rPr>
+          <w:rFonts w:asciiTheme="minorHAnsi" w:hAnsiTheme="minorHAnsi"/>
+          <w:noProof/>
+          <w:kern w:val="2"/>
+          <w:sz w:val="24"/>
+          <w:szCs w:val="24"/>
+          <w:lang w:val="uk-UA" w:eastAsia="uk-UA"/>
+          <w14:ligatures w14:val="standardContextual"/>
+        </w:rPr>
+      </w:pPr>
+      <w:hyperlink w:anchor="_Toc242178518" w:history="1">
+        <w:r>
+          <w:rPr>
+            <w:rStyle w:val="affa"/>
+            <w:noProof/>
+          </w:rPr>
+          <w:t>9 Повідомлення і дії користувача</w:t>
+        </w:r>
+        <w:r>
+          <w:rPr>
+            <w:noProof/>
+            <w:webHidden/>
+          </w:rPr>
+          <w:tab/>
+        </w:r>
+        <w:r>
+          <w:rPr>
+            <w:noProof/>
+            <w:webHidden/>
+          </w:rPr>
+          <w:fldChar w:fldCharType="begin"/>
+        </w:r>
+        <w:r>
+          <w:rPr>
+            <w:noProof/>
+            <w:webHidden/>
+          </w:rPr>
+          <w:instrText xml:space="preserve"> PAGEREF _Toc242178518 \h </w:instrText>
+        </w:r>
+        <w:r>
+          <w:rPr>
+            <w:noProof/>
+            <w:webHidden/>
+          </w:rPr>
+        </w:r>
+        <w:r>
+          <w:rPr>
+            <w:noProof/>
+            <w:webHidden/>
+          </w:rPr>
+          <w:fldChar w:fldCharType="separate"/>
+        </w:r>
+        <w:r>
+          <w:rPr>
+            <w:noProof/>
+            <w:webHidden/>
+          </w:rPr>
+          <w:t>10</w:t>
+        </w:r>
+        <w:r>
+          <w:rPr>
+            <w:noProof/>
+            <w:webHidden/>
+          </w:rPr>
+          <w:fldChar w:fldCharType="end"/>
+        </w:r>
+      </w:hyperlink>
+    </w:p>
+    <w:p>
       <w:r>
         <w:fldChar w:fldCharType="end"/>
       </w:r>
@@ -1847,7 +1921,7 @@
       <w:pPr>
         <w:pStyle w:val="1"/>
       </w:pPr>
-      <w:bookmarkStart w:id="1" w:name="_Toc241864914"/>
+      <w:bookmarkStart w:id="1" w:name="_Toc242178501"/>
       <w:r>
         <w:lastRenderedPageBreak/>
         <w:t>1 Перед початком</w:t>
@@ -1863,7 +1937,7 @@
       <w:pPr>
         <w:pStyle w:val="21"/>
       </w:pPr>
-      <w:bookmarkStart w:id="2" w:name="_Toc241864915"/>
+      <w:bookmarkStart w:id="2" w:name="_Toc242178502"/>
       <w:r>
         <w:t>1.1 Короткий словник</w:t>
       </w:r>
@@ -2615,7 +2689,7 @@
                 <w:rFonts w:eastAsia="Arial"/>
                 <w:sz w:val="16"/>
               </w:rPr>
-              <w:t>Створити новий пункт роботи в іншій картці зі зв’язком із першоджерелом і без успадкування завершеного стану.</w:t>
+              <w:t>Створити новий пункт роботи в іншій картці, зберігши текст, статус, вагу, виконавців і групування; новий пункт отримує власний ID.</w:t>
             </w:r>
           </w:p>
         </w:tc>
@@ -2677,9 +2751,8 @@
       <w:pPr>
         <w:pStyle w:val="1"/>
       </w:pPr>
-      <w:bookmarkStart w:id="3" w:name="_Toc241864916"/>
+      <w:bookmarkStart w:id="3" w:name="_Toc242178503"/>
       <w:r>
-        <w:lastRenderedPageBreak/>
         <w:t>2 Вхід і пароль</w:t>
       </w:r>
       <w:bookmarkEnd w:id="3"/>
@@ -2778,7 +2851,7 @@
       <w:pPr>
         <w:pStyle w:val="1"/>
       </w:pPr>
-      <w:bookmarkStart w:id="4" w:name="_Toc241864917"/>
+      <w:bookmarkStart w:id="4" w:name="_Toc242178504"/>
       <w:r>
         <w:t>3 Навігація та профіль</w:t>
       </w:r>
@@ -3110,7 +3183,6 @@
     </w:p>
     <w:p>
       <w:r>
-        <w:lastRenderedPageBreak/>
         <w:t>Кожний основний розділ має власну адресу. Можна користуватися кнопками Назад і Вперед браузера. У профілі доступні зміна власного пароля та вихід із системи.</w:t>
       </w:r>
     </w:p>
@@ -3118,7 +3190,7 @@
       <w:pPr>
         <w:pStyle w:val="1"/>
       </w:pPr>
-      <w:bookmarkStart w:id="5" w:name="_Toc241864918"/>
+      <w:bookmarkStart w:id="5" w:name="_Toc242178505"/>
       <w:r>
         <w:t>4 Аналітика</w:t>
       </w:r>
@@ -3263,9 +3335,8 @@
       <w:pPr>
         <w:pStyle w:val="1"/>
       </w:pPr>
-      <w:bookmarkStart w:id="6" w:name="_Toc241864919"/>
+      <w:bookmarkStart w:id="6" w:name="_Toc242178506"/>
       <w:r>
-        <w:lastRenderedPageBreak/>
         <w:t>5 Проєкти й операційні задачі</w:t>
       </w:r>
       <w:bookmarkEnd w:id="6"/>
@@ -3383,7 +3454,6 @@
           <w:color w:val="555555"/>
           <w:sz w:val="16"/>
         </w:rPr>
-        <w:lastRenderedPageBreak/>
         <w:t>Рисунок 4 Операційні задачі</w:t>
       </w:r>
     </w:p>
@@ -3456,7 +3526,7 @@
       <w:pPr>
         <w:pStyle w:val="1"/>
       </w:pPr>
-      <w:bookmarkStart w:id="7" w:name="_Toc241864920"/>
+      <w:bookmarkStart w:id="7" w:name="_Toc242178507"/>
       <w:r>
         <w:t>6 Беклог, створення і відновлення проєкту чи операційної задачі</w:t>
       </w:r>
@@ -3558,7 +3628,6 @@
         </w:numPr>
       </w:pPr>
       <w:r>
-        <w:lastRenderedPageBreak/>
         <w:t>Вводить унікальну назву, рік, стратегічну ціль, менеджера, пріоритет і залучені підрозділи.</w:t>
       </w:r>
     </w:p>
@@ -3612,23 +3681,86 @@
     </w:p>
     <w:p>
       <w:pPr>
-        <w:pStyle w:val="1"/>
-      </w:pPr>
-      <w:bookmarkStart w:id="8" w:name="_Toc241864921"/>
+        <w:pStyle w:val="21"/>
+      </w:pPr>
+      <w:bookmarkStart w:id="8" w:name="_Toc242178508"/>
       <w:r>
-        <w:t>7 Квартальна картка</w:t>
+        <w:t>6.1 Пов’язані ініціативи</w:t>
       </w:r>
       <w:bookmarkEnd w:id="8"/>
     </w:p>
     <w:p>
+      <w:r>
+        <w:t>Пов’язування створює лише навігаційний зв’язок. Назви, роки, картки, завдання та історія кожної ініціативи залишаються незалежними.</w:t>
+      </w:r>
+    </w:p>
+    <w:p>
+      <w:pPr>
+        <w:pStyle w:val="a"/>
+        <w:numPr>
+          <w:ilvl w:val="0"/>
+          <w:numId w:val="16"/>
+        </w:numPr>
+      </w:pPr>
+      <w:r>
+        <w:t>У модалці створення або редагування знайдіть блок «Пов’язані ініціативи». Пошук починається після введення щонайменше двох символів і не залежить від регістру.</w:t>
+      </w:r>
+    </w:p>
+    <w:p>
+      <w:pPr>
+        <w:pStyle w:val="a"/>
+        <w:numPr>
+          <w:ilvl w:val="0"/>
+          <w:numId w:val="16"/>
+        </w:numPr>
+      </w:pPr>
+      <w:r>
+        <w:t>Натисніть «Пов’язати» біля потрібних проєктів або операційних задач. Можна вибрати кілька записів будь-якого виду.</w:t>
+      </w:r>
+    </w:p>
+    <w:p>
+      <w:pPr>
+        <w:pStyle w:val="a"/>
+        <w:numPr>
+          <w:ilvl w:val="0"/>
+          <w:numId w:val="16"/>
+        </w:numPr>
+      </w:pPr>
+      <w:r>
+        <w:t>Вибрані записи залишаються пов’язаними, навіть якщо змінити назву поточної ініціативи. Щоб скасувати вибір, натисніть «Прибрати» і збережіть форму.</w:t>
+      </w:r>
+    </w:p>
+    <w:p>
+      <w:pPr>
+        <w:pStyle w:val="a"/>
+        <w:numPr>
+          <w:ilvl w:val="0"/>
+          <w:numId w:val="16"/>
+        </w:numPr>
+      </w:pPr>
+      <w:r>
+        <w:t>У таблиці беклогу кнопка з іконкою ланцюжка та числом відкриває весь перелік. Натисніть посилання потрібного запису — він відкриється в новій вкладці браузера. У новій вкладці система очистить фільтри, вибере відповідний вид і той самий або найновіший доступний рік, прокрутить до запису та розгорне його акордеон; початкова вкладка не зміниться.</w:t>
+      </w:r>
+    </w:p>
+    <w:p>
+      <w:pPr>
+        <w:pStyle w:val="1"/>
+      </w:pPr>
+      <w:bookmarkStart w:id="9" w:name="_Toc242178509"/>
+      <w:r>
+        <w:t>7 Квартальна картка</w:t>
+      </w:r>
+      <w:bookmarkEnd w:id="9"/>
+    </w:p>
+    <w:p>
       <w:pPr>
         <w:pStyle w:val="21"/>
       </w:pPr>
-      <w:bookmarkStart w:id="9" w:name="_Toc241864922"/>
+      <w:bookmarkStart w:id="10" w:name="_Toc242178510"/>
       <w:r>
         <w:t>7.1 Створення</w:t>
       </w:r>
-      <w:bookmarkEnd w:id="9"/>
+      <w:bookmarkEnd w:id="10"/>
     </w:p>
     <w:p>
       <w:pPr>
@@ -3694,11 +3826,11 @@
       <w:pPr>
         <w:pStyle w:val="21"/>
       </w:pPr>
-      <w:bookmarkStart w:id="10" w:name="_Toc241864923"/>
+      <w:bookmarkStart w:id="11" w:name="_Toc242178511"/>
       <w:r>
         <w:t>7.2 Обсяг робіт</w:t>
       </w:r>
-      <w:bookmarkEnd w:id="10"/>
+      <w:bookmarkEnd w:id="11"/>
     </w:p>
     <w:p>
       <w:r>
@@ -3774,21 +3906,21 @@
       <w:pPr>
         <w:pStyle w:val="21"/>
       </w:pPr>
-      <w:bookmarkStart w:id="11" w:name="_Toc241864924"/>
+      <w:bookmarkStart w:id="12" w:name="_Toc242178512"/>
       <w:r>
         <w:t>7.3 Групування та порядок завдань</w:t>
       </w:r>
-      <w:bookmarkEnd w:id="11"/>
+      <w:bookmarkEnd w:id="12"/>
     </w:p>
     <w:p>
       <w:pPr>
         <w:pStyle w:val="31"/>
       </w:pPr>
-      <w:bookmarkStart w:id="12" w:name="_Toc241864925"/>
+      <w:bookmarkStart w:id="13" w:name="_Toc242178513"/>
       <w:r>
         <w:t>7.3.1 Створення та вибір групи</w:t>
       </w:r>
-      <w:bookmarkEnd w:id="12"/>
+      <w:bookmarkEnd w:id="13"/>
     </w:p>
     <w:p>
       <w:r>
@@ -3799,11 +3931,11 @@
       <w:pPr>
         <w:pStyle w:val="31"/>
       </w:pPr>
-      <w:bookmarkStart w:id="13" w:name="_Toc241864926"/>
+      <w:bookmarkStart w:id="14" w:name="_Toc242178514"/>
       <w:r>
         <w:t>7.3.2 Порядок і розформування</w:t>
       </w:r>
-      <w:bookmarkEnd w:id="13"/>
+      <w:bookmarkEnd w:id="14"/>
     </w:p>
     <w:p>
       <w:r>
@@ -3814,11 +3946,11 @@
       <w:pPr>
         <w:pStyle w:val="31"/>
       </w:pPr>
-      <w:bookmarkStart w:id="14" w:name="_Toc241864927"/>
+      <w:bookmarkStart w:id="15" w:name="_Toc242178515"/>
       <w:r>
         <w:t>7.3.3 Нумерація і статус групи</w:t>
       </w:r>
-      <w:bookmarkEnd w:id="14"/>
+      <w:bookmarkEnd w:id="15"/>
     </w:p>
     <w:p>
       <w:r>
@@ -3829,12 +3961,11 @@
       <w:pPr>
         <w:pStyle w:val="21"/>
       </w:pPr>
-      <w:bookmarkStart w:id="15" w:name="_Toc241864928"/>
+      <w:bookmarkStart w:id="16" w:name="_Toc242178516"/>
       <w:r>
-        <w:lastRenderedPageBreak/>
         <w:t>7.4 Перенесення, копіювання і продовження</w:t>
       </w:r>
-      <w:bookmarkEnd w:id="15"/>
+      <w:bookmarkEnd w:id="16"/>
     </w:p>
     <w:tbl>
       <w:tblPr>
@@ -4320,7 +4451,7 @@
                 <w:rFonts w:eastAsia="Arial"/>
                 <w:sz w:val="15"/>
               </w:rPr>
-              <w:t>Створюється новий пункт із тим самим текстом і виконавцями, але початковими статусом і вагою.</w:t>
+              <w:t>Створюється новий пункт із тим самим текстом, статусом, вагою, виконавцями та групуванням; новий пункт отримує власний ID.</w:t>
             </w:r>
           </w:p>
         </w:tc>
@@ -4353,7 +4484,7 @@
         <w:spacing w:after="40"/>
       </w:pPr>
       <w:r>
-        <w:t>Дії з окремим завданням доступні в меню «…», а дії з усією карткою — у верхній частині модального вікна.</w:t>
+        <w:t>Кнопки «Перенести» і «Скопіювати» розміщено праворуч від вкладок «СКОУП РОБІТ» та «Історія змін». Вони вмикають спільний режим вибору для всіх незавершених завдань картки; дії з усією карткою залишаються у верхній частині модального вікна.</w:t>
       </w:r>
     </w:p>
     <w:p>
@@ -4366,7 +4497,7 @@
         <w:spacing w:after="40"/>
       </w:pPr>
       <w:r>
-        <w:t>Для перенесення завдання виберіть «Перенести завдання», укажіть цільовий рік і квартал та підтвердьте дію.</w:t>
+        <w:t>Для перенесення натисніть «Перенести». Позначте чекбоксами одне або кілька завдань, увесь доступний скоуп чи заголовок групи, щоб вибрати всі її незавершені завдання. У спільній панелі над переліком укажіть один цільовий рік і квартал та підтвердьте дію.</w:t>
       </w:r>
     </w:p>
     <w:p>
@@ -4379,7 +4510,7 @@
         <w:spacing w:after="40"/>
       </w:pPr>
       <w:r>
-        <w:t>Для копіювання завдання виберіть «Копіювати завдання», укажіть цільовий період та підтвердьте дію.</w:t>
+        <w:t>Для копіювання натисніть «Скопіювати» й використайте ті самі чекбокси та спільну цільову панель. Кожна копія отримує новий ID, але зберігає текст, статус, вагу, виконавців і групування. Щоб скопіювати завдання в інший період, завершіть поточну операцію та запустіть наступну.</w:t>
       </w:r>
     </w:p>
     <w:p>
@@ -4391,7 +4522,7 @@
         </w:numPr>
       </w:pPr>
       <w:r>
-        <w:t>Якщо в цільовому кварталі є схоже завдання з такою самою назвою, вагою й виконавцями, перевірте попередження. «Скасувати» залишає обидві картки без змін; «Усе одно перенести» або «Усе одно копіювати» створює окреме завдання. Під час копіювання порівнюється вага майбутньої копії після скидання до значення за замовчуванням.</w:t>
+        <w:t>Перед перенесенням або копіюванням система перевіряє цільову картку. Попап показує завдання, які вже мають те саме походження або збігаються за нормалізованою назвою, числовою вагою й набором виконавців. Такі дублі не можна виконати повторно: оберіть «Перенести/Скопіювати лише відсутні» або скасуйте всю операцію. Якщо всі вибрані завдання є дублями, продовження недоступне.</w:t>
       </w:r>
     </w:p>
     <w:p>
@@ -4403,7 +4534,7 @@
         </w:numPr>
       </w:pPr>
       <w:r>
-        <w:t>Згруповане завдання потрапляє до групи з тим самим походженням або, якщо її немає, до однойменної групи в цільовій картці. Якщо немає обох збігів, система створює нову групу. Оновіть цільову картку й повторіть дію, якщо за час підтвердження її хтось змінив.</w:t>
+        <w:t>Згруповані завдання потрапляють до групи з тим самим походженням або, якщо її немає, до однойменної групи в цільовій картці. Якщо немає обох збігів, система створює групу. Вибір чекбокса заголовка не переносить порожню групу окремо — виконується дія над її вибраними незавершеними завданнями.</w:t>
       </w:r>
     </w:p>
     <w:p>
@@ -4416,7 +4547,7 @@
         <w:spacing w:after="40"/>
       </w:pPr>
       <w:r>
-        <w:t>Для всієї картки натисніть «Продовжити / Перенести» та виберіть потрібну дію і вільний майбутній період.</w:t>
+        <w:t>Для всієї картки натисніть «Продовжити / Перенести». Продовження можливе лише в пізніший вільний неархівний період; перенесення — у будь-який інший вільний неархівний період, включно із завершеним кварталом до початку 15-го дня наступного місяця.</w:t>
       </w:r>
     </w:p>
     <w:p>
@@ -4429,20 +4560,20 @@
         <w:spacing w:after="40"/>
       </w:pPr>
       <w:r>
-        <w:t>Завершені завдання не можна переносити, копіювати або видаляти. В архівному чи read-only режимі недоступні дії залишаються заблокованими з поясненням.</w:t>
+        <w:t>Завершені завдання не можна вибрати, переносити, копіювати або видаляти. До початку 15-го дня місяця після завершення кварталу картка ще доступна для звичайних дій; після цієї межі архівний або read-only режим блокує їх із поясненням.</w:t>
       </w:r>
     </w:p>
     <w:p>
       <w:pPr>
         <w:pStyle w:val="1"/>
       </w:pPr>
-      <w:bookmarkStart w:id="16" w:name="_Toc240387361"/>
-      <w:bookmarkStart w:id="17" w:name="_Toc241864929"/>
+      <w:bookmarkStart w:id="17" w:name="_Toc240387361"/>
+      <w:bookmarkStart w:id="18" w:name="_Toc242178517"/>
       <w:r>
         <w:t>8 Архів</w:t>
       </w:r>
-      <w:bookmarkEnd w:id="16"/>
       <w:bookmarkEnd w:id="17"/>
+      <w:bookmarkEnd w:id="18"/>
     </w:p>
     <w:p>
       <w:r>
@@ -4453,11 +4584,11 @@
       <w:pPr>
         <w:pStyle w:val="1"/>
       </w:pPr>
-      <w:bookmarkStart w:id="18" w:name="_Toc241864930"/>
+      <w:bookmarkStart w:id="19" w:name="_Toc242178518"/>
       <w:r>
         <w:t>9 Повідомлення і дії користувача</w:t>
       </w:r>
-      <w:bookmarkEnd w:id="18"/>
+      <w:bookmarkEnd w:id="19"/>
     </w:p>
     <w:tbl>
       <w:tblPr>
@@ -4735,7 +4866,6 @@
                 <w:rFonts w:eastAsia="Arial"/>
                 <w:sz w:val="17"/>
               </w:rPr>
-              <w:lastRenderedPageBreak/>
               <w:t>Період зайнятий</w:t>
             </w:r>
           </w:p>
@@ -5063,51 +5193,21 @@
       <w:jc w:val="center"/>
     </w:pPr>
     <w:r>
-      <w:rPr>
-        <w:rFonts w:eastAsia="Arial"/>
-        <w:color w:val="666666"/>
-        <w:sz w:val="16"/>
-      </w:rPr>
-      <w:t xml:space="preserve">Версія 2.1  |  7612dc1  |  стор. </w:t>
+      <w:t xml:space="preserve">Версія 2.3  |  7612dc1  |  стор. </w:t>
     </w:r>
     <w:r>
-      <w:rPr>
-        <w:rFonts w:eastAsia="Arial"/>
-        <w:color w:val="666666"/>
-        <w:sz w:val="16"/>
-      </w:rPr>
       <w:fldChar w:fldCharType="begin"/>
     </w:r>
     <w:r>
-      <w:rPr>
-        <w:rFonts w:eastAsia="Arial"/>
-        <w:color w:val="666666"/>
-        <w:sz w:val="16"/>
-      </w:rPr>
       <w:instrText xml:space="preserve"> PAGE </w:instrText>
     </w:r>
     <w:r>
-      <w:rPr>
-        <w:rFonts w:eastAsia="Arial"/>
-        <w:color w:val="666666"/>
-        <w:sz w:val="16"/>
-      </w:rPr>
       <w:fldChar w:fldCharType="separate"/>
     </w:r>
     <w:r>
-      <w:rPr>
-        <w:rFonts w:eastAsia="Arial"/>
-        <w:color w:val="666666"/>
-        <w:sz w:val="16"/>
-      </w:rPr>
       <w:t>1</w:t>
     </w:r>
     <w:r>
-      <w:rPr>
-        <w:rFonts w:eastAsia="Arial"/>
-        <w:color w:val="666666"/>
-        <w:sz w:val="16"/>
-      </w:rPr>
       <w:fldChar w:fldCharType="end"/>
     </w:r>
   </w:p>
@@ -5616,6 +5716,92 @@
     </w:lvl>
   </w:abstractNum>
   <w:abstractNum w:abstractNumId="12" w15:restartNumberingAfterBreak="0">
+    <w:nsid w:val="470F439B"/>
+    <w:multiLevelType w:val="hybridMultilevel"/>
+    <w:tmpl w:val="A7088F26"/>
+    <w:lvl w:ilvl="0" w:tplc="0422000F">
+      <w:start w:val="1"/>
+      <w:numFmt w:val="decimal"/>
+      <w:lvlText w:val="%1."/>
+      <w:lvlJc w:val="left"/>
+      <w:pPr>
+        <w:ind w:left="720" w:hanging="360"/>
+      </w:pPr>
+    </w:lvl>
+    <w:lvl w:ilvl="1" w:tplc="04220019" w:tentative="1">
+      <w:start w:val="1"/>
+      <w:numFmt w:val="lowerLetter"/>
+      <w:lvlText w:val="%2."/>
+      <w:lvlJc w:val="left"/>
+      <w:pPr>
+        <w:ind w:left="1440" w:hanging="360"/>
+      </w:pPr>
+    </w:lvl>
+    <w:lvl w:ilvl="2" w:tplc="0422001B" w:tentative="1">
+      <w:start w:val="1"/>
+      <w:numFmt w:val="lowerRoman"/>
+      <w:lvlText w:val="%3."/>
+      <w:lvlJc w:val="right"/>
+      <w:pPr>
+        <w:ind w:left="2160" w:hanging="180"/>
+      </w:pPr>
+    </w:lvl>
+    <w:lvl w:ilvl="3" w:tplc="0422000F" w:tentative="1">
+      <w:start w:val="1"/>
+      <w:numFmt w:val="decimal"/>
+      <w:lvlText w:val="%4."/>
+      <w:lvlJc w:val="left"/>
+      <w:pPr>
+        <w:ind w:left="2880" w:hanging="360"/>
+      </w:pPr>
+    </w:lvl>
+    <w:lvl w:ilvl="4" w:tplc="04220019" w:tentative="1">
+      <w:start w:val="1"/>
+      <w:numFmt w:val="lowerLetter"/>
+      <w:lvlText w:val="%5."/>
+      <w:lvlJc w:val="left"/>
+      <w:pPr>
+        <w:ind w:left="3600" w:hanging="360"/>
+      </w:pPr>
+    </w:lvl>
+    <w:lvl w:ilvl="5" w:tplc="0422001B" w:tentative="1">
+      <w:start w:val="1"/>
+      <w:numFmt w:val="lowerRoman"/>
+      <w:lvlText w:val="%6."/>
+      <w:lvlJc w:val="right"/>
+      <w:pPr>
+        <w:ind w:left="4320" w:hanging="180"/>
+      </w:pPr>
+    </w:lvl>
+    <w:lvl w:ilvl="6" w:tplc="0422000F" w:tentative="1">
+      <w:start w:val="1"/>
+      <w:numFmt w:val="decimal"/>
+      <w:lvlText w:val="%7."/>
+      <w:lvlJc w:val="left"/>
+      <w:pPr>
+        <w:ind w:left="5040" w:hanging="360"/>
+      </w:pPr>
+    </w:lvl>
+    <w:lvl w:ilvl="7" w:tplc="04220019" w:tentative="1">
+      <w:start w:val="1"/>
+      <w:numFmt w:val="lowerLetter"/>
+      <w:lvlText w:val="%8."/>
+      <w:lvlJc w:val="left"/>
+      <w:pPr>
+        <w:ind w:left="5760" w:hanging="360"/>
+      </w:pPr>
+    </w:lvl>
+    <w:lvl w:ilvl="8" w:tplc="0422001B" w:tentative="1">
+      <w:start w:val="1"/>
+      <w:numFmt w:val="lowerRoman"/>
+      <w:lvlText w:val="%9."/>
+      <w:lvlJc w:val="right"/>
+      <w:pPr>
+        <w:ind w:left="6480" w:hanging="180"/>
+      </w:pPr>
+    </w:lvl>
+  </w:abstractNum>
+  <w:abstractNum w:abstractNumId="13" w15:restartNumberingAfterBreak="0">
     <w:nsid w:val="55F27FDA"/>
     <w:multiLevelType w:val="hybridMultilevel"/>
     <w:tmpl w:val="63F6525A"/>
@@ -5701,7 +5887,7 @@
       </w:pPr>
     </w:lvl>
   </w:abstractNum>
-  <w:abstractNum w:abstractNumId="13" w15:restartNumberingAfterBreak="0">
+  <w:abstractNum w:abstractNumId="14" w15:restartNumberingAfterBreak="0">
     <w:nsid w:val="619850D6"/>
     <w:multiLevelType w:val="hybridMultilevel"/>
     <w:tmpl w:val="E398C6AC"/>
@@ -5787,7 +5973,7 @@
       </w:pPr>
     </w:lvl>
   </w:abstractNum>
-  <w:abstractNum w:abstractNumId="14" w15:restartNumberingAfterBreak="0">
+  <w:abstractNum w:abstractNumId="15" w15:restartNumberingAfterBreak="0">
     <w:nsid w:val="6D2E5751"/>
     <w:multiLevelType w:val="hybridMultilevel"/>
     <w:tmpl w:val="FBFCB8F6"/>
@@ -5901,13 +6087,13 @@
     <w:abstractNumId w:val="0"/>
   </w:num>
   <w:num w:numId="10" w16cid:durableId="1304190927">
-    <w:abstractNumId w:val="12"/>
+    <w:abstractNumId w:val="13"/>
   </w:num>
   <w:num w:numId="11" w16cid:durableId="1338656822">
     <w:abstractNumId w:val="9"/>
   </w:num>
   <w:num w:numId="12" w16cid:durableId="1731423751">
-    <w:abstractNumId w:val="13"/>
+    <w:abstractNumId w:val="14"/>
   </w:num>
   <w:num w:numId="13" w16cid:durableId="118956918">
     <w:abstractNumId w:val="11"/>
@@ -5916,7 +6102,10 @@
     <w:abstractNumId w:val="10"/>
   </w:num>
   <w:num w:numId="15" w16cid:durableId="422847205">
-    <w:abstractNumId w:val="14"/>
+    <w:abstractNumId w:val="15"/>
+  </w:num>
+  <w:num w:numId="16" w16cid:durableId="1440107286">
+    <w:abstractNumId w:val="12"/>
   </w:num>
 </w:numbering>
 </file>
